--- a/docs/content/graphing_effectively/graphing_effectively_activity.docx
+++ b/docs/content/graphing_effectively/graphing_effectively_activity.docx
@@ -1157,13 +1157,22 @@
       </w:r>
     </w:p>
     <w:bookmarkEnd w:id="16"/>
-    <w:bookmarkStart w:id="17" w:name="part-4-map-a-third-variable-with-color"/>
+    <w:bookmarkStart w:id="17" w:name="part-3b-axis-labels-and-titles-with-labs"/>
     <w:p>
       <w:pPr>
         <w:pStyle w:val="Heading1"/>
       </w:pPr>
       <w:r>
-        <w:t xml:space="preserve">Part 4 · Map a third variable with color</w:t>
+        <w:t xml:space="preserve">Part 3b · Axis labels and titles with</w:t>
+      </w:r>
+      <w:r>
+        <w:t xml:space="preserve"> </w:t>
+      </w:r>
+      <w:r>
+        <w:rPr>
+          <w:rStyle w:val="VerbatimChar"/>
+        </w:rPr>
+        <w:t xml:space="preserve">labs()</w:t>
       </w:r>
     </w:p>
     <w:p>
@@ -1186,7 +1195,7 @@
         <w:rPr>
           <w:rStyle w:val="NormalTok"/>
         </w:rPr>
-        <w:t xml:space="preserve">pine_team_plot </w:t>
+        <w:t xml:space="preserve">pine_labeled_plot </w:t>
       </w:r>
       <w:r>
         <w:rPr>
@@ -1198,25 +1207,28 @@
         <w:rPr>
           <w:rStyle w:val="NormalTok"/>
         </w:rPr>
-        <w:t xml:space="preserve"> </w:t>
+        <w:t xml:space="preserve"> pine_box_plot </w:t>
+      </w:r>
+      <w:r>
+        <w:rPr>
+          <w:rStyle w:val="SpecialCharTok"/>
+        </w:rPr>
+        <w:t xml:space="preserve">+</w:t>
+      </w:r>
+      <w:r>
+        <w:br/>
+      </w:r>
+      <w:r>
+        <w:rPr>
+          <w:rStyle w:val="NormalTok"/>
+        </w:rPr>
+        <w:t xml:space="preserve">  </w:t>
       </w:r>
       <w:r>
         <w:rPr>
           <w:rStyle w:val="FunctionTok"/>
         </w:rPr>
-        <w:t xml:space="preserve">ggplot</w:t>
-      </w:r>
-      <w:r>
-        <w:rPr>
-          <w:rStyle w:val="NormalTok"/>
-        </w:rPr>
-        <w:t xml:space="preserve">(pine_df, </w:t>
-      </w:r>
-      <w:r>
-        <w:rPr>
-          <w:rStyle w:val="FunctionTok"/>
-        </w:rPr>
-        <w:t xml:space="preserve">aes</w:t>
+        <w:t xml:space="preserve">labs</w:t>
       </w:r>
       <w:r>
         <w:rPr>
@@ -1225,69 +1237,6 @@
         <w:t xml:space="preserve">(</w:t>
       </w:r>
       <w:r>
-        <w:rPr>
-          <w:rStyle w:val="AttributeTok"/>
-        </w:rPr>
-        <w:t xml:space="preserve">x =</w:t>
-      </w:r>
-      <w:r>
-        <w:rPr>
-          <w:rStyle w:val="NormalTok"/>
-        </w:rPr>
-        <w:t xml:space="preserve"> n_s, </w:t>
-      </w:r>
-      <w:r>
-        <w:rPr>
-          <w:rStyle w:val="AttributeTok"/>
-        </w:rPr>
-        <w:t xml:space="preserve">y =</w:t>
-      </w:r>
-      <w:r>
-        <w:rPr>
-          <w:rStyle w:val="NormalTok"/>
-        </w:rPr>
-        <w:t xml:space="preserve"> length_mm, </w:t>
-      </w:r>
-      <w:r>
-        <w:rPr>
-          <w:rStyle w:val="AttributeTok"/>
-        </w:rPr>
-        <w:t xml:space="preserve">color =</w:t>
-      </w:r>
-      <w:r>
-        <w:rPr>
-          <w:rStyle w:val="NormalTok"/>
-        </w:rPr>
-        <w:t xml:space="preserve"> group)) </w:t>
-      </w:r>
-      <w:r>
-        <w:rPr>
-          <w:rStyle w:val="SpecialCharTok"/>
-        </w:rPr>
-        <w:t xml:space="preserve">+</w:t>
-      </w:r>
-      <w:r>
-        <w:br/>
-      </w:r>
-      <w:r>
-        <w:rPr>
-          <w:rStyle w:val="NormalTok"/>
-        </w:rPr>
-        <w:t xml:space="preserve">  </w:t>
-      </w:r>
-      <w:r>
-        <w:rPr>
-          <w:rStyle w:val="FunctionTok"/>
-        </w:rPr>
-        <w:t xml:space="preserve">geom_point</w:t>
-      </w:r>
-      <w:r>
-        <w:rPr>
-          <w:rStyle w:val="NormalTok"/>
-        </w:rPr>
-        <w:t xml:space="preserve">(</w:t>
-      </w:r>
-      <w:r>
         <w:br/>
       </w:r>
       <w:r>
@@ -1300,73 +1249,25 @@
         <w:rPr>
           <w:rStyle w:val="AttributeTok"/>
         </w:rPr>
-        <w:t xml:space="preserve">position =</w:t>
-      </w:r>
-      <w:r>
-        <w:rPr>
-          <w:rStyle w:val="NormalTok"/>
-        </w:rPr>
-        <w:t xml:space="preserve"> </w:t>
-      </w:r>
-      <w:r>
-        <w:rPr>
-          <w:rStyle w:val="FunctionTok"/>
-        </w:rPr>
-        <w:t xml:space="preserve">position_jitter</w:t>
-      </w:r>
-      <w:r>
-        <w:rPr>
-          <w:rStyle w:val="NormalTok"/>
-        </w:rPr>
-        <w:t xml:space="preserve">(</w:t>
-      </w:r>
-      <w:r>
-        <w:rPr>
-          <w:rStyle w:val="AttributeTok"/>
-        </w:rPr>
-        <w:t xml:space="preserve">width =</w:t>
-      </w:r>
-      <w:r>
-        <w:rPr>
-          <w:rStyle w:val="NormalTok"/>
-        </w:rPr>
-        <w:t xml:space="preserve"> </w:t>
-      </w:r>
-      <w:r>
-        <w:rPr>
-          <w:rStyle w:val="FloatTok"/>
-        </w:rPr>
-        <w:t xml:space="preserve">0.15</w:t>
-      </w:r>
-      <w:r>
-        <w:rPr>
-          <w:rStyle w:val="NormalTok"/>
-        </w:rPr>
-        <w:t xml:space="preserve">, </w:t>
-      </w:r>
-      <w:r>
-        <w:rPr>
-          <w:rStyle w:val="AttributeTok"/>
-        </w:rPr>
-        <w:t xml:space="preserve">seed =</w:t>
-      </w:r>
-      <w:r>
-        <w:rPr>
-          <w:rStyle w:val="NormalTok"/>
-        </w:rPr>
-        <w:t xml:space="preserve"> </w:t>
-      </w:r>
-      <w:r>
-        <w:rPr>
-          <w:rStyle w:val="DecValTok"/>
-        </w:rPr>
-        <w:t xml:space="preserve">42</w:t>
-      </w:r>
-      <w:r>
-        <w:rPr>
-          <w:rStyle w:val="NormalTok"/>
-        </w:rPr>
-        <w:t xml:space="preserve">),</w:t>
+        <w:t xml:space="preserve">title    =</w:t>
+      </w:r>
+      <w:r>
+        <w:rPr>
+          <w:rStyle w:val="NormalTok"/>
+        </w:rPr>
+        <w:t xml:space="preserve"> </w:t>
+      </w:r>
+      <w:r>
+        <w:rPr>
+          <w:rStyle w:val="StringTok"/>
+        </w:rPr>
+        <w:t xml:space="preserve">"Needle Length by Side of Tree"</w:t>
+      </w:r>
+      <w:r>
+        <w:rPr>
+          <w:rStyle w:val="NormalTok"/>
+        </w:rPr>
+        <w:t xml:space="preserve">,</w:t>
       </w:r>
       <w:r>
         <w:br/>
@@ -1381,85 +1282,7 @@
         <w:rPr>
           <w:rStyle w:val="AttributeTok"/>
         </w:rPr>
-        <w:t xml:space="preserve">size =</w:t>
-      </w:r>
-      <w:r>
-        <w:rPr>
-          <w:rStyle w:val="NormalTok"/>
-        </w:rPr>
-        <w:t xml:space="preserve"> </w:t>
-      </w:r>
-      <w:r>
-        <w:rPr>
-          <w:rStyle w:val="FloatTok"/>
-        </w:rPr>
-        <w:t xml:space="preserve">2.5</w:t>
-      </w:r>
-      <w:r>
-        <w:rPr>
-          <w:rStyle w:val="NormalTok"/>
-        </w:rPr>
-        <w:t xml:space="preserve">, </w:t>
-      </w:r>
-      <w:r>
-        <w:rPr>
-          <w:rStyle w:val="AttributeTok"/>
-        </w:rPr>
-        <w:t xml:space="preserve">alpha =</w:t>
-      </w:r>
-      <w:r>
-        <w:rPr>
-          <w:rStyle w:val="NormalTok"/>
-        </w:rPr>
-        <w:t xml:space="preserve"> </w:t>
-      </w:r>
-      <w:r>
-        <w:rPr>
-          <w:rStyle w:val="FloatTok"/>
-        </w:rPr>
-        <w:t xml:space="preserve">0.8</w:t>
-      </w:r>
-      <w:r>
-        <w:br/>
-      </w:r>
-      <w:r>
-        <w:rPr>
-          <w:rStyle w:val="NormalTok"/>
-        </w:rPr>
-        <w:t xml:space="preserve">  ) </w:t>
-      </w:r>
-      <w:r>
-        <w:rPr>
-          <w:rStyle w:val="SpecialCharTok"/>
-        </w:rPr>
-        <w:t xml:space="preserve">+</w:t>
-      </w:r>
-      <w:r>
-        <w:br/>
-      </w:r>
-      <w:r>
-        <w:rPr>
-          <w:rStyle w:val="NormalTok"/>
-        </w:rPr>
-        <w:t xml:space="preserve">  </w:t>
-      </w:r>
-      <w:r>
-        <w:rPr>
-          <w:rStyle w:val="FunctionTok"/>
-        </w:rPr>
-        <w:t xml:space="preserve">labs</w:t>
-      </w:r>
-      <w:r>
-        <w:rPr>
-          <w:rStyle w:val="NormalTok"/>
-        </w:rPr>
-        <w:t xml:space="preserve">(</w:t>
-      </w:r>
-      <w:r>
-        <w:rPr>
-          <w:rStyle w:val="AttributeTok"/>
-        </w:rPr>
-        <w:t xml:space="preserve">x =</w:t>
+        <w:t xml:space="preserve">subtitle =</w:t>
       </w:r>
       <w:r>
         <w:rPr>
@@ -1471,19 +1294,28 @@
         <w:rPr>
           <w:rStyle w:val="StringTok"/>
         </w:rPr>
-        <w:t xml:space="preserve">"Side of tree"</w:t>
-      </w:r>
-      <w:r>
-        <w:rPr>
-          <w:rStyle w:val="NormalTok"/>
-        </w:rPr>
-        <w:t xml:space="preserve">, </w:t>
-      </w:r>
-      <w:r>
-        <w:rPr>
-          <w:rStyle w:val="AttributeTok"/>
-        </w:rPr>
-        <w:t xml:space="preserve">y =</w:t>
+        <w:t xml:space="preserve">"Four field teams, four trees"</w:t>
+      </w:r>
+      <w:r>
+        <w:rPr>
+          <w:rStyle w:val="NormalTok"/>
+        </w:rPr>
+        <w:t xml:space="preserve">,</w:t>
+      </w:r>
+      <w:r>
+        <w:br/>
+      </w:r>
+      <w:r>
+        <w:rPr>
+          <w:rStyle w:val="NormalTok"/>
+        </w:rPr>
+        <w:t xml:space="preserve">    </w:t>
+      </w:r>
+      <w:r>
+        <w:rPr>
+          <w:rStyle w:val="AttributeTok"/>
+        </w:rPr>
+        <w:t xml:space="preserve">x        =</w:t>
       </w:r>
       <w:r>
         <w:rPr>
@@ -1495,19 +1327,61 @@
         <w:rPr>
           <w:rStyle w:val="StringTok"/>
         </w:rPr>
+        <w:t xml:space="preserve">"Side of tree (lee = n, windward = s)"</w:t>
+      </w:r>
+      <w:r>
+        <w:rPr>
+          <w:rStyle w:val="NormalTok"/>
+        </w:rPr>
+        <w:t xml:space="preserve">,</w:t>
+      </w:r>
+      <w:r>
+        <w:br/>
+      </w:r>
+      <w:r>
+        <w:rPr>
+          <w:rStyle w:val="NormalTok"/>
+        </w:rPr>
+        <w:t xml:space="preserve">    </w:t>
+      </w:r>
+      <w:r>
+        <w:rPr>
+          <w:rStyle w:val="AttributeTok"/>
+        </w:rPr>
+        <w:t xml:space="preserve">y        =</w:t>
+      </w:r>
+      <w:r>
+        <w:rPr>
+          <w:rStyle w:val="NormalTok"/>
+        </w:rPr>
+        <w:t xml:space="preserve"> </w:t>
+      </w:r>
+      <w:r>
+        <w:rPr>
+          <w:rStyle w:val="StringTok"/>
+        </w:rPr>
         <w:t xml:space="preserve">"Needle length (mm)"</w:t>
       </w:r>
       <w:r>
         <w:rPr>
           <w:rStyle w:val="NormalTok"/>
         </w:rPr>
-        <w:t xml:space="preserve">, </w:t>
-      </w:r>
-      <w:r>
-        <w:rPr>
-          <w:rStyle w:val="AttributeTok"/>
-        </w:rPr>
-        <w:t xml:space="preserve">color =</w:t>
+        <w:t xml:space="preserve">,</w:t>
+      </w:r>
+      <w:r>
+        <w:br/>
+      </w:r>
+      <w:r>
+        <w:rPr>
+          <w:rStyle w:val="NormalTok"/>
+        </w:rPr>
+        <w:t xml:space="preserve">    </w:t>
+      </w:r>
+      <w:r>
+        <w:rPr>
+          <w:rStyle w:val="AttributeTok"/>
+        </w:rPr>
+        <w:t xml:space="preserve">fill     =</w:t>
       </w:r>
       <w:r>
         <w:rPr>
@@ -1519,52 +1393,61 @@
         <w:rPr>
           <w:rStyle w:val="StringTok"/>
         </w:rPr>
-        <w:t xml:space="preserve">"Field team"</w:t>
-      </w:r>
-      <w:r>
-        <w:rPr>
-          <w:rStyle w:val="NormalTok"/>
-        </w:rPr>
-        <w:t xml:space="preserve">) </w:t>
-      </w:r>
-      <w:r>
-        <w:rPr>
-          <w:rStyle w:val="SpecialCharTok"/>
-        </w:rPr>
-        <w:t xml:space="preserve">+</w:t>
-      </w:r>
-      <w:r>
-        <w:br/>
-      </w:r>
-      <w:r>
-        <w:rPr>
-          <w:rStyle w:val="NormalTok"/>
-        </w:rPr>
-        <w:t xml:space="preserve">  </w:t>
-      </w:r>
-      <w:r>
-        <w:rPr>
-          <w:rStyle w:val="FunctionTok"/>
-        </w:rPr>
-        <w:t xml:space="preserve">theme_minimal</w:t>
-      </w:r>
-      <w:r>
-        <w:rPr>
-          <w:rStyle w:val="NormalTok"/>
-        </w:rPr>
-        <w:t xml:space="preserve">()</w:t>
-      </w:r>
-      <w:r>
-        <w:br/>
-      </w:r>
-      <w:r>
-        <w:br/>
-      </w:r>
-      <w:r>
-        <w:rPr>
-          <w:rStyle w:val="NormalTok"/>
-        </w:rPr>
-        <w:t xml:space="preserve">pine_team_plot</w:t>
+        <w:t xml:space="preserve">"Side"</w:t>
+      </w:r>
+      <w:r>
+        <w:rPr>
+          <w:rStyle w:val="NormalTok"/>
+        </w:rPr>
+        <w:t xml:space="preserve">,</w:t>
+      </w:r>
+      <w:r>
+        <w:br/>
+      </w:r>
+      <w:r>
+        <w:rPr>
+          <w:rStyle w:val="NormalTok"/>
+        </w:rPr>
+        <w:t xml:space="preserve">    </w:t>
+      </w:r>
+      <w:r>
+        <w:rPr>
+          <w:rStyle w:val="AttributeTok"/>
+        </w:rPr>
+        <w:t xml:space="preserve">caption  =</w:t>
+      </w:r>
+      <w:r>
+        <w:rPr>
+          <w:rStyle w:val="NormalTok"/>
+        </w:rPr>
+        <w:t xml:space="preserve"> </w:t>
+      </w:r>
+      <w:r>
+        <w:rPr>
+          <w:rStyle w:val="StringTok"/>
+        </w:rPr>
+        <w:t xml:space="preserve">"Data: pine_needles.csv"</w:t>
+      </w:r>
+      <w:r>
+        <w:br/>
+      </w:r>
+      <w:r>
+        <w:rPr>
+          <w:rStyle w:val="NormalTok"/>
+        </w:rPr>
+        <w:t xml:space="preserve">  )</w:t>
+      </w:r>
+      <w:r>
+        <w:br/>
+      </w:r>
+      <w:r>
+        <w:br/>
+      </w:r>
+      <w:r>
+        <w:rPr>
+          <w:rStyle w:val="NormalTok"/>
+        </w:rPr>
+        <w:t xml:space="preserve">pine_labeled_plot</w:t>
       </w:r>
     </w:p>
     <w:p>
@@ -1588,7 +1471,7 @@
         <w:t xml:space="preserve"> </w:t>
       </w:r>
       <w:r>
-        <w:t xml:space="preserve">What’s the difference between writing</w:t>
+        <w:t xml:space="preserve">Change the</w:t>
       </w:r>
       <w:r>
         <w:t xml:space="preserve"> </w:t>
@@ -1597,13 +1480,10 @@
         <w:rPr>
           <w:rStyle w:val="VerbatimChar"/>
         </w:rPr>
-        <w:t xml:space="preserve">color = group</w:t>
-      </w:r>
-      <w:r>
-        <w:t xml:space="preserve"> </w:t>
-      </w:r>
-      <w:r>
-        <w:t xml:space="preserve">inside</w:t>
+        <w:t xml:space="preserve">title</w:t>
+      </w:r>
+      <w:r>
+        <w:t xml:space="preserve">,</w:t>
       </w:r>
       <w:r>
         <w:t xml:space="preserve"> </w:t>
@@ -1612,13 +1492,10 @@
         <w:rPr>
           <w:rStyle w:val="VerbatimChar"/>
         </w:rPr>
-        <w:t xml:space="preserve">aes()</w:t>
-      </w:r>
-      <w:r>
-        <w:t xml:space="preserve"> </w:t>
-      </w:r>
-      <w:r>
-        <w:t xml:space="preserve">versus writing</w:t>
+        <w:t xml:space="preserve">x</w:t>
+      </w:r>
+      <w:r>
+        <w:t xml:space="preserve">, and</w:t>
       </w:r>
       <w:r>
         <w:t xml:space="preserve"> </w:t>
@@ -1627,13 +1504,42 @@
         <w:rPr>
           <w:rStyle w:val="VerbatimChar"/>
         </w:rPr>
-        <w:t xml:space="preserve">color = "steelblue"</w:t>
-      </w:r>
-      <w:r>
-        <w:t xml:space="preserve"> </w:t>
-      </w:r>
-      <w:r>
-        <w:t xml:space="preserve">outside</w:t>
+        <w:t xml:space="preserve">y</w:t>
+      </w:r>
+      <w:r>
+        <w:t xml:space="preserve"> </w:t>
+      </w:r>
+      <w:r>
+        <w:t xml:space="preserve">text to your own wording. Re-run and confirm the plot updates.</w:t>
+      </w:r>
+    </w:p>
+    <w:p>
+      <w:pPr>
+        <w:pStyle w:val="SourceCode"/>
+      </w:pPr>
+      <w:r>
+        <w:rPr>
+          <w:rStyle w:val="CommentTok"/>
+        </w:rPr>
+        <w:t xml:space="preserve"># Write your code here:</w:t>
+      </w:r>
+    </w:p>
+    <w:p>
+      <w:pPr>
+        <w:pStyle w:val="FirstParagraph"/>
+      </w:pPr>
+      <w:r>
+        <w:t xml:space="preserve">✏️</w:t>
+      </w:r>
+      <w:r>
+        <w:t xml:space="preserve"> </w:t>
+      </w:r>
+      <w:r>
+        <w:rPr>
+          <w:b/>
+          <w:bCs/>
+        </w:rPr>
+        <w:t xml:space="preserve">Your turn:</w:t>
       </w:r>
       <w:r>
         <w:t xml:space="preserve"> </w:t>
@@ -1642,10 +1548,52 @@
         <w:rPr>
           <w:rStyle w:val="VerbatimChar"/>
         </w:rPr>
-        <w:t xml:space="preserve">aes()</w:t>
-      </w:r>
-      <w:r>
-        <w:t xml:space="preserve">? Try both and describe what changes.</w:t>
+        <w:t xml:space="preserve">pine_box_plot</w:t>
+      </w:r>
+      <w:r>
+        <w:t xml:space="preserve"> </w:t>
+      </w:r>
+      <w:r>
+        <w:t xml:space="preserve">maps</w:t>
+      </w:r>
+      <w:r>
+        <w:t xml:space="preserve"> </w:t>
+      </w:r>
+      <w:r>
+        <w:rPr>
+          <w:rStyle w:val="VerbatimChar"/>
+        </w:rPr>
+        <w:t xml:space="preserve">fill = n_s</w:t>
+      </w:r>
+      <w:r>
+        <w:t xml:space="preserve">. What happens if you write</w:t>
+      </w:r>
+      <w:r>
+        <w:t xml:space="preserve"> </w:t>
+      </w:r>
+      <w:r>
+        <w:rPr>
+          <w:rStyle w:val="VerbatimChar"/>
+        </w:rPr>
+        <w:t xml:space="preserve">labs(color = "Side")</w:t>
+      </w:r>
+      <w:r>
+        <w:t xml:space="preserve"> </w:t>
+      </w:r>
+      <w:r>
+        <w:t xml:space="preserve">instead of</w:t>
+      </w:r>
+      <w:r>
+        <w:t xml:space="preserve"> </w:t>
+      </w:r>
+      <w:r>
+        <w:rPr>
+          <w:rStyle w:val="VerbatimChar"/>
+        </w:rPr>
+        <w:t xml:space="preserve">labs(fill = "Side")</w:t>
+      </w:r>
+      <w:r>
+        <w:t xml:space="preserve">? Try it and explain why.</w:t>
       </w:r>
     </w:p>
     <w:p>
@@ -1654,9 +1602,9 @@
       </w:pPr>
       <w:r>
         <w:rPr>
-          <w:rStyle w:val="CommentTok"/>
-        </w:rPr>
-        <w:t xml:space="preserve"># Write your code here:</w:t>
+          <w:rStyle w:val="VerbatimChar"/>
+        </w:rPr>
+        <w:t xml:space="preserve">________________________________________________________</w:t>
       </w:r>
     </w:p>
     <w:p>
@@ -1667,13 +1615,13 @@
       </w:r>
     </w:p>
     <w:bookmarkEnd w:id="17"/>
-    <w:bookmarkStart w:id="18" w:name="part-5-mean-se-plotted-directly"/>
+    <w:bookmarkStart w:id="18" w:name="part-4-map-a-third-variable-with-color"/>
     <w:p>
       <w:pPr>
         <w:pStyle w:val="Heading1"/>
       </w:pPr>
       <w:r>
-        <w:t xml:space="preserve">Part 5 · Mean ± SE, plotted directly</w:t>
+        <w:t xml:space="preserve">Part 4 · Map a third variable with color</w:t>
       </w:r>
     </w:p>
     <w:p>
@@ -1696,7 +1644,7 @@
         <w:rPr>
           <w:rStyle w:val="NormalTok"/>
         </w:rPr>
-        <w:t xml:space="preserve">pine_mean_se_plot </w:t>
+        <w:t xml:space="preserve">pine_team_plot </w:t>
       </w:r>
       <w:r>
         <w:rPr>
@@ -1768,7 +1716,7 @@
         <w:rPr>
           <w:rStyle w:val="NormalTok"/>
         </w:rPr>
-        <w:t xml:space="preserve"> n_s)) </w:t>
+        <w:t xml:space="preserve"> group)) </w:t>
       </w:r>
       <w:r>
         <w:rPr>
@@ -1891,6 +1839,30 @@
         <w:rPr>
           <w:rStyle w:val="AttributeTok"/>
         </w:rPr>
+        <w:t xml:space="preserve">size =</w:t>
+      </w:r>
+      <w:r>
+        <w:rPr>
+          <w:rStyle w:val="NormalTok"/>
+        </w:rPr>
+        <w:t xml:space="preserve"> </w:t>
+      </w:r>
+      <w:r>
+        <w:rPr>
+          <w:rStyle w:val="FloatTok"/>
+        </w:rPr>
+        <w:t xml:space="preserve">2.5</w:t>
+      </w:r>
+      <w:r>
+        <w:rPr>
+          <w:rStyle w:val="NormalTok"/>
+        </w:rPr>
+        <w:t xml:space="preserve">, </w:t>
+      </w:r>
+      <w:r>
+        <w:rPr>
+          <w:rStyle w:val="AttributeTok"/>
+        </w:rPr>
         <w:t xml:space="preserve">alpha =</w:t>
       </w:r>
       <w:r>
@@ -1903,7 +1875,61 @@
         <w:rPr>
           <w:rStyle w:val="FloatTok"/>
         </w:rPr>
-        <w:t xml:space="preserve">0.3</w:t>
+        <w:t xml:space="preserve">0.8</w:t>
+      </w:r>
+      <w:r>
+        <w:br/>
+      </w:r>
+      <w:r>
+        <w:rPr>
+          <w:rStyle w:val="NormalTok"/>
+        </w:rPr>
+        <w:t xml:space="preserve">  ) </w:t>
+      </w:r>
+      <w:r>
+        <w:rPr>
+          <w:rStyle w:val="SpecialCharTok"/>
+        </w:rPr>
+        <w:t xml:space="preserve">+</w:t>
+      </w:r>
+      <w:r>
+        <w:br/>
+      </w:r>
+      <w:r>
+        <w:rPr>
+          <w:rStyle w:val="NormalTok"/>
+        </w:rPr>
+        <w:t xml:space="preserve">  </w:t>
+      </w:r>
+      <w:r>
+        <w:rPr>
+          <w:rStyle w:val="FunctionTok"/>
+        </w:rPr>
+        <w:t xml:space="preserve">labs</w:t>
+      </w:r>
+      <w:r>
+        <w:rPr>
+          <w:rStyle w:val="NormalTok"/>
+        </w:rPr>
+        <w:t xml:space="preserve">(</w:t>
+      </w:r>
+      <w:r>
+        <w:rPr>
+          <w:rStyle w:val="AttributeTok"/>
+        </w:rPr>
+        <w:t xml:space="preserve">x =</w:t>
+      </w:r>
+      <w:r>
+        <w:rPr>
+          <w:rStyle w:val="NormalTok"/>
+        </w:rPr>
+        <w:t xml:space="preserve"> </w:t>
+      </w:r>
+      <w:r>
+        <w:rPr>
+          <w:rStyle w:val="StringTok"/>
+        </w:rPr>
+        <w:t xml:space="preserve">"Side of tree"</w:t>
       </w:r>
       <w:r>
         <w:rPr>
@@ -1915,28 +1941,49 @@
         <w:rPr>
           <w:rStyle w:val="AttributeTok"/>
         </w:rPr>
-        <w:t xml:space="preserve">size =</w:t>
-      </w:r>
-      <w:r>
-        <w:rPr>
-          <w:rStyle w:val="NormalTok"/>
-        </w:rPr>
-        <w:t xml:space="preserve"> </w:t>
-      </w:r>
-      <w:r>
-        <w:rPr>
-          <w:rStyle w:val="DecValTok"/>
-        </w:rPr>
-        <w:t xml:space="preserve">2</w:t>
-      </w:r>
-      <w:r>
-        <w:br/>
-      </w:r>
-      <w:r>
-        <w:rPr>
-          <w:rStyle w:val="NormalTok"/>
-        </w:rPr>
-        <w:t xml:space="preserve">  ) </w:t>
+        <w:t xml:space="preserve">y =</w:t>
+      </w:r>
+      <w:r>
+        <w:rPr>
+          <w:rStyle w:val="NormalTok"/>
+        </w:rPr>
+        <w:t xml:space="preserve"> </w:t>
+      </w:r>
+      <w:r>
+        <w:rPr>
+          <w:rStyle w:val="StringTok"/>
+        </w:rPr>
+        <w:t xml:space="preserve">"Needle length (mm)"</w:t>
+      </w:r>
+      <w:r>
+        <w:rPr>
+          <w:rStyle w:val="NormalTok"/>
+        </w:rPr>
+        <w:t xml:space="preserve">, </w:t>
+      </w:r>
+      <w:r>
+        <w:rPr>
+          <w:rStyle w:val="AttributeTok"/>
+        </w:rPr>
+        <w:t xml:space="preserve">color =</w:t>
+      </w:r>
+      <w:r>
+        <w:rPr>
+          <w:rStyle w:val="NormalTok"/>
+        </w:rPr>
+        <w:t xml:space="preserve"> </w:t>
+      </w:r>
+      <w:r>
+        <w:rPr>
+          <w:rStyle w:val="StringTok"/>
+        </w:rPr>
+        <w:t xml:space="preserve">"Field team"</w:t>
+      </w:r>
+      <w:r>
+        <w:rPr>
+          <w:rStyle w:val="NormalTok"/>
+        </w:rPr>
+        <w:t xml:space="preserve">) </w:t>
       </w:r>
       <w:r>
         <w:rPr>
@@ -1957,325 +2004,25 @@
         <w:rPr>
           <w:rStyle w:val="FunctionTok"/>
         </w:rPr>
-        <w:t xml:space="preserve">stat_summary</w:t>
-      </w:r>
-      <w:r>
-        <w:rPr>
-          <w:rStyle w:val="NormalTok"/>
-        </w:rPr>
-        <w:t xml:space="preserve">(</w:t>
-      </w:r>
-      <w:r>
-        <w:rPr>
-          <w:rStyle w:val="AttributeTok"/>
-        </w:rPr>
-        <w:t xml:space="preserve">fun =</w:t>
-      </w:r>
-      <w:r>
-        <w:rPr>
-          <w:rStyle w:val="NormalTok"/>
-        </w:rPr>
-        <w:t xml:space="preserve"> mean, </w:t>
-      </w:r>
-      <w:r>
-        <w:rPr>
-          <w:rStyle w:val="AttributeTok"/>
-        </w:rPr>
-        <w:t xml:space="preserve">geom =</w:t>
-      </w:r>
-      <w:r>
-        <w:rPr>
-          <w:rStyle w:val="NormalTok"/>
-        </w:rPr>
-        <w:t xml:space="preserve"> </w:t>
-      </w:r>
-      <w:r>
-        <w:rPr>
-          <w:rStyle w:val="StringTok"/>
-        </w:rPr>
-        <w:t xml:space="preserve">"point"</w:t>
-      </w:r>
-      <w:r>
-        <w:rPr>
-          <w:rStyle w:val="NormalTok"/>
-        </w:rPr>
-        <w:t xml:space="preserve">, </w:t>
-      </w:r>
-      <w:r>
-        <w:rPr>
-          <w:rStyle w:val="AttributeTok"/>
-        </w:rPr>
-        <w:t xml:space="preserve">size =</w:t>
-      </w:r>
-      <w:r>
-        <w:rPr>
-          <w:rStyle w:val="NormalTok"/>
-        </w:rPr>
-        <w:t xml:space="preserve"> </w:t>
-      </w:r>
-      <w:r>
-        <w:rPr>
-          <w:rStyle w:val="DecValTok"/>
-        </w:rPr>
-        <w:t xml:space="preserve">4</w:t>
-      </w:r>
-      <w:r>
-        <w:rPr>
-          <w:rStyle w:val="NormalTok"/>
-        </w:rPr>
-        <w:t xml:space="preserve">) </w:t>
-      </w:r>
-      <w:r>
-        <w:rPr>
-          <w:rStyle w:val="SpecialCharTok"/>
-        </w:rPr>
-        <w:t xml:space="preserve">+</w:t>
-      </w:r>
-      <w:r>
-        <w:br/>
-      </w:r>
-      <w:r>
-        <w:rPr>
-          <w:rStyle w:val="NormalTok"/>
-        </w:rPr>
-        <w:t xml:space="preserve">  </w:t>
-      </w:r>
-      <w:r>
-        <w:rPr>
-          <w:rStyle w:val="FunctionTok"/>
-        </w:rPr>
-        <w:t xml:space="preserve">stat_summary</w:t>
-      </w:r>
-      <w:r>
-        <w:rPr>
-          <w:rStyle w:val="NormalTok"/>
-        </w:rPr>
-        <w:t xml:space="preserve">(</w:t>
-      </w:r>
-      <w:r>
-        <w:rPr>
-          <w:rStyle w:val="AttributeTok"/>
-        </w:rPr>
-        <w:t xml:space="preserve">fun.data =</w:t>
-      </w:r>
-      <w:r>
-        <w:rPr>
-          <w:rStyle w:val="NormalTok"/>
-        </w:rPr>
-        <w:t xml:space="preserve"> mean_se, </w:t>
-      </w:r>
-      <w:r>
-        <w:rPr>
-          <w:rStyle w:val="AttributeTok"/>
-        </w:rPr>
-        <w:t xml:space="preserve">geom =</w:t>
-      </w:r>
-      <w:r>
-        <w:rPr>
-          <w:rStyle w:val="NormalTok"/>
-        </w:rPr>
-        <w:t xml:space="preserve"> </w:t>
-      </w:r>
-      <w:r>
-        <w:rPr>
-          <w:rStyle w:val="StringTok"/>
-        </w:rPr>
-        <w:t xml:space="preserve">"errorbar"</w:t>
-      </w:r>
-      <w:r>
-        <w:rPr>
-          <w:rStyle w:val="NormalTok"/>
-        </w:rPr>
-        <w:t xml:space="preserve">, </w:t>
-      </w:r>
-      <w:r>
-        <w:rPr>
-          <w:rStyle w:val="AttributeTok"/>
-        </w:rPr>
-        <w:t xml:space="preserve">width =</w:t>
-      </w:r>
-      <w:r>
-        <w:rPr>
-          <w:rStyle w:val="NormalTok"/>
-        </w:rPr>
-        <w:t xml:space="preserve"> </w:t>
-      </w:r>
-      <w:r>
-        <w:rPr>
-          <w:rStyle w:val="FloatTok"/>
-        </w:rPr>
-        <w:t xml:space="preserve">0.15</w:t>
-      </w:r>
-      <w:r>
-        <w:rPr>
-          <w:rStyle w:val="NormalTok"/>
-        </w:rPr>
-        <w:t xml:space="preserve">) </w:t>
-      </w:r>
-      <w:r>
-        <w:rPr>
-          <w:rStyle w:val="SpecialCharTok"/>
-        </w:rPr>
-        <w:t xml:space="preserve">+</w:t>
-      </w:r>
-      <w:r>
-        <w:br/>
-      </w:r>
-      <w:r>
-        <w:rPr>
-          <w:rStyle w:val="NormalTok"/>
-        </w:rPr>
-        <w:t xml:space="preserve">  </w:t>
-      </w:r>
-      <w:r>
-        <w:rPr>
-          <w:rStyle w:val="FunctionTok"/>
-        </w:rPr>
-        <w:t xml:space="preserve">labs</w:t>
-      </w:r>
-      <w:r>
-        <w:rPr>
-          <w:rStyle w:val="NormalTok"/>
-        </w:rPr>
-        <w:t xml:space="preserve">(</w:t>
-      </w:r>
-      <w:r>
-        <w:rPr>
-          <w:rStyle w:val="AttributeTok"/>
-        </w:rPr>
-        <w:t xml:space="preserve">x =</w:t>
-      </w:r>
-      <w:r>
-        <w:rPr>
-          <w:rStyle w:val="NormalTok"/>
-        </w:rPr>
-        <w:t xml:space="preserve"> </w:t>
-      </w:r>
-      <w:r>
-        <w:rPr>
-          <w:rStyle w:val="StringTok"/>
-        </w:rPr>
-        <w:t xml:space="preserve">"Side of tree"</w:t>
-      </w:r>
-      <w:r>
-        <w:rPr>
-          <w:rStyle w:val="NormalTok"/>
-        </w:rPr>
-        <w:t xml:space="preserve">, </w:t>
-      </w:r>
-      <w:r>
-        <w:rPr>
-          <w:rStyle w:val="AttributeTok"/>
-        </w:rPr>
-        <w:t xml:space="preserve">y =</w:t>
-      </w:r>
-      <w:r>
-        <w:rPr>
-          <w:rStyle w:val="NormalTok"/>
-        </w:rPr>
-        <w:t xml:space="preserve"> </w:t>
-      </w:r>
-      <w:r>
-        <w:rPr>
-          <w:rStyle w:val="StringTok"/>
-        </w:rPr>
-        <w:t xml:space="preserve">"Needle length (mm)"</w:t>
-      </w:r>
-      <w:r>
-        <w:rPr>
-          <w:rStyle w:val="NormalTok"/>
-        </w:rPr>
-        <w:t xml:space="preserve">) </w:t>
-      </w:r>
-      <w:r>
-        <w:rPr>
-          <w:rStyle w:val="SpecialCharTok"/>
-        </w:rPr>
-        <w:t xml:space="preserve">+</w:t>
-      </w:r>
-      <w:r>
-        <w:br/>
-      </w:r>
-      <w:r>
-        <w:rPr>
-          <w:rStyle w:val="NormalTok"/>
-        </w:rPr>
-        <w:t xml:space="preserve">  </w:t>
-      </w:r>
-      <w:r>
-        <w:rPr>
-          <w:rStyle w:val="FunctionTok"/>
-        </w:rPr>
         <w:t xml:space="preserve">theme_minimal</w:t>
       </w:r>
       <w:r>
         <w:rPr>
           <w:rStyle w:val="NormalTok"/>
         </w:rPr>
-        <w:t xml:space="preserve">() </w:t>
-      </w:r>
-      <w:r>
-        <w:rPr>
-          <w:rStyle w:val="SpecialCharTok"/>
-        </w:rPr>
-        <w:t xml:space="preserve">+</w:t>
-      </w:r>
-      <w:r>
-        <w:br/>
-      </w:r>
-      <w:r>
-        <w:rPr>
-          <w:rStyle w:val="NormalTok"/>
-        </w:rPr>
-        <w:t xml:space="preserve">  </w:t>
-      </w:r>
-      <w:r>
-        <w:rPr>
-          <w:rStyle w:val="FunctionTok"/>
-        </w:rPr>
-        <w:t xml:space="preserve">theme</w:t>
-      </w:r>
-      <w:r>
-        <w:rPr>
-          <w:rStyle w:val="NormalTok"/>
-        </w:rPr>
-        <w:t xml:space="preserve">(</w:t>
-      </w:r>
-      <w:r>
-        <w:rPr>
-          <w:rStyle w:val="AttributeTok"/>
-        </w:rPr>
-        <w:t xml:space="preserve">legend.position =</w:t>
-      </w:r>
-      <w:r>
-        <w:rPr>
-          <w:rStyle w:val="NormalTok"/>
-        </w:rPr>
-        <w:t xml:space="preserve"> </w:t>
-      </w:r>
-      <w:r>
-        <w:rPr>
-          <w:rStyle w:val="StringTok"/>
-        </w:rPr>
-        <w:t xml:space="preserve">"none"</w:t>
-      </w:r>
-      <w:r>
-        <w:rPr>
-          <w:rStyle w:val="NormalTok"/>
-        </w:rPr>
-        <w:t xml:space="preserve">)</w:t>
-      </w:r>
-      <w:r>
-        <w:br/>
-      </w:r>
-      <w:r>
-        <w:br/>
-      </w:r>
-      <w:r>
-        <w:rPr>
-          <w:rStyle w:val="NormalTok"/>
-        </w:rPr>
-        <w:t xml:space="preserve">pine_mean_se_plot</w:t>
+        <w:t xml:space="preserve">()</w:t>
+      </w:r>
+      <w:r>
+        <w:br/>
+      </w:r>
+      <w:r>
+        <w:br/>
+      </w:r>
+      <w:r>
+        <w:rPr>
+          <w:rStyle w:val="NormalTok"/>
+        </w:rPr>
+        <w:t xml:space="preserve">pine_team_plot</w:t>
       </w:r>
     </w:p>
     <w:p>
@@ -2299,7 +2046,7 @@
         <w:t xml:space="preserve"> </w:t>
       </w:r>
       <w:r>
-        <w:t xml:space="preserve">Which two</w:t>
+        <w:t xml:space="preserve">What’s the difference between writing</w:t>
       </w:r>
       <w:r>
         <w:t xml:space="preserve"> </w:t>
@@ -2308,13 +2055,55 @@
         <w:rPr>
           <w:rStyle w:val="VerbatimChar"/>
         </w:rPr>
-        <w:t xml:space="preserve">stat_summary()</w:t>
-      </w:r>
-      <w:r>
-        <w:t xml:space="preserve"> </w:t>
-      </w:r>
-      <w:r>
-        <w:t xml:space="preserve">calls compute the mean point and the SE error bars? Copy them below and label which is which.</w:t>
+        <w:t xml:space="preserve">color = group</w:t>
+      </w:r>
+      <w:r>
+        <w:t xml:space="preserve"> </w:t>
+      </w:r>
+      <w:r>
+        <w:t xml:space="preserve">inside</w:t>
+      </w:r>
+      <w:r>
+        <w:t xml:space="preserve"> </w:t>
+      </w:r>
+      <w:r>
+        <w:rPr>
+          <w:rStyle w:val="VerbatimChar"/>
+        </w:rPr>
+        <w:t xml:space="preserve">aes()</w:t>
+      </w:r>
+      <w:r>
+        <w:t xml:space="preserve"> </w:t>
+      </w:r>
+      <w:r>
+        <w:t xml:space="preserve">versus writing</w:t>
+      </w:r>
+      <w:r>
+        <w:t xml:space="preserve"> </w:t>
+      </w:r>
+      <w:r>
+        <w:rPr>
+          <w:rStyle w:val="VerbatimChar"/>
+        </w:rPr>
+        <w:t xml:space="preserve">color = "steelblue"</w:t>
+      </w:r>
+      <w:r>
+        <w:t xml:space="preserve"> </w:t>
+      </w:r>
+      <w:r>
+        <w:t xml:space="preserve">outside</w:t>
+      </w:r>
+      <w:r>
+        <w:t xml:space="preserve"> </w:t>
+      </w:r>
+      <w:r>
+        <w:rPr>
+          <w:rStyle w:val="VerbatimChar"/>
+        </w:rPr>
+        <w:t xml:space="preserve">aes()</w:t>
+      </w:r>
+      <w:r>
+        <w:t xml:space="preserve">? Try both and describe what changes.</w:t>
       </w:r>
     </w:p>
     <w:p>
@@ -2323,18 +2112,9 @@
       </w:pPr>
       <w:r>
         <w:rPr>
-          <w:rStyle w:val="VerbatimChar"/>
-        </w:rPr>
-        <w:t xml:space="preserve">Mean point:   ________________________</w:t>
-      </w:r>
-      <w:r>
-        <w:br/>
-      </w:r>
-      <w:r>
-        <w:rPr>
-          <w:rStyle w:val="VerbatimChar"/>
-        </w:rPr>
-        <w:t xml:space="preserve">SE bars:      ________________________</w:t>
+          <w:rStyle w:val="CommentTok"/>
+        </w:rPr>
+        <w:t xml:space="preserve"># Write your code here:</w:t>
       </w:r>
     </w:p>
     <w:p>
@@ -2345,13 +2125,13 @@
       </w:r>
     </w:p>
     <w:bookmarkEnd w:id="18"/>
-    <w:bookmarkStart w:id="19" w:name="part-6-facet-by-field-team"/>
+    <w:bookmarkStart w:id="21" w:name="part-4b-histograms-and-density-curves"/>
     <w:p>
       <w:pPr>
         <w:pStyle w:val="Heading1"/>
       </w:pPr>
       <w:r>
-        <w:t xml:space="preserve">Part 6 · Facet by field team</w:t>
+        <w:t xml:space="preserve">Part 4b · Histograms and density curves</w:t>
       </w:r>
     </w:p>
     <w:p>
@@ -2372,21 +2152,39 @@
       </w:pPr>
       <w:r>
         <w:rPr>
-          <w:rStyle w:val="NormalTok"/>
-        </w:rPr>
-        <w:t xml:space="preserve">pine_facet_plot </w:t>
-      </w:r>
-      <w:r>
-        <w:rPr>
-          <w:rStyle w:val="OtherTok"/>
-        </w:rPr>
-        <w:t xml:space="preserve">&lt;-</w:t>
-      </w:r>
-      <w:r>
-        <w:rPr>
-          <w:rStyle w:val="NormalTok"/>
-        </w:rPr>
-        <w:t xml:space="preserve"> pine_box_plot </w:t>
+          <w:rStyle w:val="FunctionTok"/>
+        </w:rPr>
+        <w:t xml:space="preserve">ggplot</w:t>
+      </w:r>
+      <w:r>
+        <w:rPr>
+          <w:rStyle w:val="NormalTok"/>
+        </w:rPr>
+        <w:t xml:space="preserve">(pine_df, </w:t>
+      </w:r>
+      <w:r>
+        <w:rPr>
+          <w:rStyle w:val="FunctionTok"/>
+        </w:rPr>
+        <w:t xml:space="preserve">aes</w:t>
+      </w:r>
+      <w:r>
+        <w:rPr>
+          <w:rStyle w:val="NormalTok"/>
+        </w:rPr>
+        <w:t xml:space="preserve">(</w:t>
+      </w:r>
+      <w:r>
+        <w:rPr>
+          <w:rStyle w:val="AttributeTok"/>
+        </w:rPr>
+        <w:t xml:space="preserve">x =</w:t>
+      </w:r>
+      <w:r>
+        <w:rPr>
+          <w:rStyle w:val="NormalTok"/>
+        </w:rPr>
+        <w:t xml:space="preserve"> length_mm)) </w:t>
       </w:r>
       <w:r>
         <w:rPr>
@@ -2407,7 +2205,7 @@
         <w:rPr>
           <w:rStyle w:val="FunctionTok"/>
         </w:rPr>
-        <w:t xml:space="preserve">facet_wrap</w:t>
+        <w:t xml:space="preserve">geom_histogram</w:t>
       </w:r>
       <w:r>
         <w:rPr>
@@ -2417,27 +2215,201 @@
       </w:r>
       <w:r>
         <w:rPr>
+          <w:rStyle w:val="AttributeTok"/>
+        </w:rPr>
+        <w:t xml:space="preserve">binwidth =</w:t>
+      </w:r>
+      <w:r>
+        <w:rPr>
+          <w:rStyle w:val="NormalTok"/>
+        </w:rPr>
+        <w:t xml:space="preserve"> </w:t>
+      </w:r>
+      <w:r>
+        <w:rPr>
+          <w:rStyle w:val="DecValTok"/>
+        </w:rPr>
+        <w:t xml:space="preserve">2</w:t>
+      </w:r>
+      <w:r>
+        <w:rPr>
+          <w:rStyle w:val="NormalTok"/>
+        </w:rPr>
+        <w:t xml:space="preserve">, </w:t>
+      </w:r>
+      <w:r>
+        <w:rPr>
+          <w:rStyle w:val="AttributeTok"/>
+        </w:rPr>
+        <w:t xml:space="preserve">fill =</w:t>
+      </w:r>
+      <w:r>
+        <w:rPr>
+          <w:rStyle w:val="NormalTok"/>
+        </w:rPr>
+        <w:t xml:space="preserve"> </w:t>
+      </w:r>
+      <w:r>
+        <w:rPr>
+          <w:rStyle w:val="StringTok"/>
+        </w:rPr>
+        <w:t xml:space="preserve">"steelblue"</w:t>
+      </w:r>
+      <w:r>
+        <w:rPr>
+          <w:rStyle w:val="NormalTok"/>
+        </w:rPr>
+        <w:t xml:space="preserve">, </w:t>
+      </w:r>
+      <w:r>
+        <w:rPr>
+          <w:rStyle w:val="AttributeTok"/>
+        </w:rPr>
+        <w:t xml:space="preserve">color =</w:t>
+      </w:r>
+      <w:r>
+        <w:rPr>
+          <w:rStyle w:val="NormalTok"/>
+        </w:rPr>
+        <w:t xml:space="preserve"> </w:t>
+      </w:r>
+      <w:r>
+        <w:rPr>
+          <w:rStyle w:val="StringTok"/>
+        </w:rPr>
+        <w:t xml:space="preserve">"white"</w:t>
+      </w:r>
+      <w:r>
+        <w:rPr>
+          <w:rStyle w:val="NormalTok"/>
+        </w:rPr>
+        <w:t xml:space="preserve">) </w:t>
+      </w:r>
+      <w:r>
+        <w:rPr>
           <w:rStyle w:val="SpecialCharTok"/>
         </w:rPr>
-        <w:t xml:space="preserve">~</w:t>
-      </w:r>
-      <w:r>
-        <w:rPr>
-          <w:rStyle w:val="NormalTok"/>
-        </w:rPr>
-        <w:t xml:space="preserve">group)</w:t>
-      </w:r>
-      <w:r>
-        <w:br/>
-      </w:r>
-      <w:r>
-        <w:br/>
-      </w:r>
-      <w:r>
-        <w:rPr>
-          <w:rStyle w:val="NormalTok"/>
-        </w:rPr>
-        <w:t xml:space="preserve">pine_facet_plot</w:t>
+        <w:t xml:space="preserve">+</w:t>
+      </w:r>
+      <w:r>
+        <w:br/>
+      </w:r>
+      <w:r>
+        <w:rPr>
+          <w:rStyle w:val="NormalTok"/>
+        </w:rPr>
+        <w:t xml:space="preserve">  </w:t>
+      </w:r>
+      <w:r>
+        <w:rPr>
+          <w:rStyle w:val="FunctionTok"/>
+        </w:rPr>
+        <w:t xml:space="preserve">labs</w:t>
+      </w:r>
+      <w:r>
+        <w:rPr>
+          <w:rStyle w:val="NormalTok"/>
+        </w:rPr>
+        <w:t xml:space="preserve">(</w:t>
+      </w:r>
+      <w:r>
+        <w:rPr>
+          <w:rStyle w:val="AttributeTok"/>
+        </w:rPr>
+        <w:t xml:space="preserve">title =</w:t>
+      </w:r>
+      <w:r>
+        <w:rPr>
+          <w:rStyle w:val="NormalTok"/>
+        </w:rPr>
+        <w:t xml:space="preserve"> </w:t>
+      </w:r>
+      <w:r>
+        <w:rPr>
+          <w:rStyle w:val="StringTok"/>
+        </w:rPr>
+        <w:t xml:space="preserve">"Distribution of Needle Length"</w:t>
+      </w:r>
+      <w:r>
+        <w:rPr>
+          <w:rStyle w:val="NormalTok"/>
+        </w:rPr>
+        <w:t xml:space="preserve">, </w:t>
+      </w:r>
+      <w:r>
+        <w:rPr>
+          <w:rStyle w:val="AttributeTok"/>
+        </w:rPr>
+        <w:t xml:space="preserve">x =</w:t>
+      </w:r>
+      <w:r>
+        <w:rPr>
+          <w:rStyle w:val="NormalTok"/>
+        </w:rPr>
+        <w:t xml:space="preserve"> </w:t>
+      </w:r>
+      <w:r>
+        <w:rPr>
+          <w:rStyle w:val="StringTok"/>
+        </w:rPr>
+        <w:t xml:space="preserve">"Needle length (mm)"</w:t>
+      </w:r>
+      <w:r>
+        <w:rPr>
+          <w:rStyle w:val="NormalTok"/>
+        </w:rPr>
+        <w:t xml:space="preserve">, </w:t>
+      </w:r>
+      <w:r>
+        <w:rPr>
+          <w:rStyle w:val="AttributeTok"/>
+        </w:rPr>
+        <w:t xml:space="preserve">y =</w:t>
+      </w:r>
+      <w:r>
+        <w:rPr>
+          <w:rStyle w:val="NormalTok"/>
+        </w:rPr>
+        <w:t xml:space="preserve"> </w:t>
+      </w:r>
+      <w:r>
+        <w:rPr>
+          <w:rStyle w:val="StringTok"/>
+        </w:rPr>
+        <w:t xml:space="preserve">"Count"</w:t>
+      </w:r>
+      <w:r>
+        <w:rPr>
+          <w:rStyle w:val="NormalTok"/>
+        </w:rPr>
+        <w:t xml:space="preserve">) </w:t>
+      </w:r>
+      <w:r>
+        <w:rPr>
+          <w:rStyle w:val="SpecialCharTok"/>
+        </w:rPr>
+        <w:t xml:space="preserve">+</w:t>
+      </w:r>
+      <w:r>
+        <w:br/>
+      </w:r>
+      <w:r>
+        <w:rPr>
+          <w:rStyle w:val="NormalTok"/>
+        </w:rPr>
+        <w:t xml:space="preserve">  </w:t>
+      </w:r>
+      <w:r>
+        <w:rPr>
+          <w:rStyle w:val="FunctionTok"/>
+        </w:rPr>
+        <w:t xml:space="preserve">theme_minimal</w:t>
+      </w:r>
+      <w:r>
+        <w:rPr>
+          <w:rStyle w:val="NormalTok"/>
+        </w:rPr>
+        <w:t xml:space="preserve">()</w:t>
       </w:r>
     </w:p>
     <w:p>
@@ -2461,7 +2433,7 @@
         <w:t xml:space="preserve"> </w:t>
       </w:r>
       <w:r>
-        <w:t xml:space="preserve">Looking at the four panels, does every field team show the same lee-vs-windward pattern, or does one team look different?</w:t>
+        <w:t xml:space="preserve">Try</w:t>
       </w:r>
       <w:r>
         <w:t xml:space="preserve"> </w:t>
@@ -2470,9 +2442,469 @@
         <w:rPr>
           <w:rStyle w:val="VerbatimChar"/>
         </w:rPr>
+        <w:t xml:space="preserve">binwidth = 0.5</w:t>
+      </w:r>
+      <w:r>
+        <w:t xml:space="preserve"> </w:t>
+      </w:r>
+      <w:r>
+        <w:t xml:space="preserve">and</w:t>
+      </w:r>
+      <w:r>
+        <w:t xml:space="preserve"> </w:t>
+      </w:r>
+      <w:r>
+        <w:rPr>
+          <w:rStyle w:val="VerbatimChar"/>
+        </w:rPr>
+        <w:t xml:space="preserve">binwidth = 5</w:t>
+      </w:r>
+      <w:r>
+        <w:t xml:space="preserve">. Which value tells the real story about this data, and which one hides or exaggerates it?</w:t>
+      </w:r>
+    </w:p>
+    <w:p>
+      <w:pPr>
+        <w:pStyle w:val="SourceCode"/>
+      </w:pPr>
+      <w:r>
+        <w:rPr>
+          <w:rStyle w:val="CommentTok"/>
+        </w:rPr>
+        <w:t xml:space="preserve"># Write your code here:</w:t>
+      </w:r>
+    </w:p>
+    <w:p>
+      <w:pPr>
+        <w:pStyle w:val="FirstParagraph"/>
+      </w:pPr>
+      <w:r>
+        <w:rPr>
+          <w:b/>
+          <w:bCs/>
+        </w:rPr>
+        <w:t xml:space="preserve">▶ Run this:</w:t>
+      </w:r>
+    </w:p>
+    <w:p>
+      <w:pPr>
+        <w:pStyle w:val="SourceCode"/>
+      </w:pPr>
+      <w:r>
+        <w:rPr>
+          <w:rStyle w:val="FunctionTok"/>
+        </w:rPr>
+        <w:t xml:space="preserve">ggplot</w:t>
+      </w:r>
+      <w:r>
+        <w:rPr>
+          <w:rStyle w:val="NormalTok"/>
+        </w:rPr>
+        <w:t xml:space="preserve">(pine_df, </w:t>
+      </w:r>
+      <w:r>
+        <w:rPr>
+          <w:rStyle w:val="FunctionTok"/>
+        </w:rPr>
+        <w:t xml:space="preserve">aes</w:t>
+      </w:r>
+      <w:r>
+        <w:rPr>
+          <w:rStyle w:val="NormalTok"/>
+        </w:rPr>
+        <w:t xml:space="preserve">(</w:t>
+      </w:r>
+      <w:r>
+        <w:rPr>
+          <w:rStyle w:val="AttributeTok"/>
+        </w:rPr>
+        <w:t xml:space="preserve">x =</w:t>
+      </w:r>
+      <w:r>
+        <w:rPr>
+          <w:rStyle w:val="NormalTok"/>
+        </w:rPr>
+        <w:t xml:space="preserve"> length_mm, </w:t>
+      </w:r>
+      <w:r>
+        <w:rPr>
+          <w:rStyle w:val="AttributeTok"/>
+        </w:rPr>
+        <w:t xml:space="preserve">fill =</w:t>
+      </w:r>
+      <w:r>
+        <w:rPr>
+          <w:rStyle w:val="NormalTok"/>
+        </w:rPr>
+        <w:t xml:space="preserve"> n_s)) </w:t>
+      </w:r>
+      <w:r>
+        <w:rPr>
+          <w:rStyle w:val="SpecialCharTok"/>
+        </w:rPr>
+        <w:t xml:space="preserve">+</w:t>
+      </w:r>
+      <w:r>
+        <w:br/>
+      </w:r>
+      <w:r>
+        <w:rPr>
+          <w:rStyle w:val="NormalTok"/>
+        </w:rPr>
+        <w:t xml:space="preserve">  </w:t>
+      </w:r>
+      <w:r>
+        <w:rPr>
+          <w:rStyle w:val="FunctionTok"/>
+        </w:rPr>
+        <w:t xml:space="preserve">geom_density</w:t>
+      </w:r>
+      <w:r>
+        <w:rPr>
+          <w:rStyle w:val="NormalTok"/>
+        </w:rPr>
+        <w:t xml:space="preserve">(</w:t>
+      </w:r>
+      <w:r>
+        <w:rPr>
+          <w:rStyle w:val="AttributeTok"/>
+        </w:rPr>
+        <w:t xml:space="preserve">alpha =</w:t>
+      </w:r>
+      <w:r>
+        <w:rPr>
+          <w:rStyle w:val="NormalTok"/>
+        </w:rPr>
+        <w:t xml:space="preserve"> </w:t>
+      </w:r>
+      <w:r>
+        <w:rPr>
+          <w:rStyle w:val="FloatTok"/>
+        </w:rPr>
+        <w:t xml:space="preserve">0.5</w:t>
+      </w:r>
+      <w:r>
+        <w:rPr>
+          <w:rStyle w:val="NormalTok"/>
+        </w:rPr>
+        <w:t xml:space="preserve">) </w:t>
+      </w:r>
+      <w:r>
+        <w:rPr>
+          <w:rStyle w:val="SpecialCharTok"/>
+        </w:rPr>
+        <w:t xml:space="preserve">+</w:t>
+      </w:r>
+      <w:r>
+        <w:br/>
+      </w:r>
+      <w:r>
+        <w:rPr>
+          <w:rStyle w:val="NormalTok"/>
+        </w:rPr>
+        <w:t xml:space="preserve">  </w:t>
+      </w:r>
+      <w:r>
+        <w:rPr>
+          <w:rStyle w:val="FunctionTok"/>
+        </w:rPr>
+        <w:t xml:space="preserve">labs</w:t>
+      </w:r>
+      <w:r>
+        <w:rPr>
+          <w:rStyle w:val="NormalTok"/>
+        </w:rPr>
+        <w:t xml:space="preserve">(</w:t>
+      </w:r>
+      <w:r>
+        <w:rPr>
+          <w:rStyle w:val="AttributeTok"/>
+        </w:rPr>
+        <w:t xml:space="preserve">x =</w:t>
+      </w:r>
+      <w:r>
+        <w:rPr>
+          <w:rStyle w:val="NormalTok"/>
+        </w:rPr>
+        <w:t xml:space="preserve"> </w:t>
+      </w:r>
+      <w:r>
+        <w:rPr>
+          <w:rStyle w:val="StringTok"/>
+        </w:rPr>
+        <w:t xml:space="preserve">"Needle length (mm)"</w:t>
+      </w:r>
+      <w:r>
+        <w:rPr>
+          <w:rStyle w:val="NormalTok"/>
+        </w:rPr>
+        <w:t xml:space="preserve">, </w:t>
+      </w:r>
+      <w:r>
+        <w:rPr>
+          <w:rStyle w:val="AttributeTok"/>
+        </w:rPr>
+        <w:t xml:space="preserve">y =</w:t>
+      </w:r>
+      <w:r>
+        <w:rPr>
+          <w:rStyle w:val="NormalTok"/>
+        </w:rPr>
+        <w:t xml:space="preserve"> </w:t>
+      </w:r>
+      <w:r>
+        <w:rPr>
+          <w:rStyle w:val="StringTok"/>
+        </w:rPr>
+        <w:t xml:space="preserve">"Density"</w:t>
+      </w:r>
+      <w:r>
+        <w:rPr>
+          <w:rStyle w:val="NormalTok"/>
+        </w:rPr>
+        <w:t xml:space="preserve">, </w:t>
+      </w:r>
+      <w:r>
+        <w:rPr>
+          <w:rStyle w:val="AttributeTok"/>
+        </w:rPr>
+        <w:t xml:space="preserve">fill =</w:t>
+      </w:r>
+      <w:r>
+        <w:rPr>
+          <w:rStyle w:val="NormalTok"/>
+        </w:rPr>
+        <w:t xml:space="preserve"> </w:t>
+      </w:r>
+      <w:r>
+        <w:rPr>
+          <w:rStyle w:val="StringTok"/>
+        </w:rPr>
+        <w:t xml:space="preserve">"Side"</w:t>
+      </w:r>
+      <w:r>
+        <w:rPr>
+          <w:rStyle w:val="NormalTok"/>
+        </w:rPr>
+        <w:t xml:space="preserve">) </w:t>
+      </w:r>
+      <w:r>
+        <w:rPr>
+          <w:rStyle w:val="SpecialCharTok"/>
+        </w:rPr>
+        <w:t xml:space="preserve">+</w:t>
+      </w:r>
+      <w:r>
+        <w:br/>
+      </w:r>
+      <w:r>
+        <w:rPr>
+          <w:rStyle w:val="NormalTok"/>
+        </w:rPr>
+        <w:t xml:space="preserve">  </w:t>
+      </w:r>
+      <w:r>
+        <w:rPr>
+          <w:rStyle w:val="FunctionTok"/>
+        </w:rPr>
+        <w:t xml:space="preserve">theme_minimal</w:t>
+      </w:r>
+      <w:r>
+        <w:rPr>
+          <w:rStyle w:val="NormalTok"/>
+        </w:rPr>
+        <w:t xml:space="preserve">()</w:t>
+      </w:r>
+    </w:p>
+    <w:p>
+      <w:pPr>
+        <w:pStyle w:val="FirstParagraph"/>
+      </w:pPr>
+      <w:r>
+        <w:t xml:space="preserve">✏️</w:t>
+      </w:r>
+      <w:r>
+        <w:t xml:space="preserve"> </w:t>
+      </w:r>
+      <w:r>
+        <w:rPr>
+          <w:b/>
+          <w:bCs/>
+        </w:rPr>
+        <w:t xml:space="preserve">Your turn:</w:t>
+      </w:r>
+      <w:r>
+        <w:t xml:space="preserve"> </w:t>
+      </w:r>
+      <w:r>
+        <w:t xml:space="preserve">Do the lee and windward density curves look like they overlap a lot, or are they clearly separated?</w:t>
+      </w:r>
+      <w:r>
+        <w:t xml:space="preserve"> </w:t>
+      </w:r>
+      <w:r>
+        <w:rPr>
+          <w:rStyle w:val="VerbatimChar"/>
+        </w:rPr>
         <w:t xml:space="preserve">________________________</w:t>
       </w:r>
     </w:p>
+    <w:tbl>
+      <w:tblPr>
+        <w:tblStyle w:val="Table"/>
+        <w:tblLook w:firstRow="0" w:lastRow="0" w:firstColumn="0" w:lastColumn="0" w:noHBand="0" w:noVBand="0" w:val="0000"/>
+        <w:tblBorders>
+          <w:top w:val="single" w:sz="4" w:space="0" w:color="00A047"/>
+          <w:left w:val="single" w:sz="24" w:space="0" w:color="00A047"/>
+          <w:bottom w:val="single" w:sz="4" w:space="0" w:color="00A047"/>
+          <w:right w:val="single" w:sz="4" w:space="0" w:color="00A047"/>
+        </w:tblBorders>
+        <w:tblCellMar>
+          <w:left w:w="144" w:type="dxa"/>
+          <w:right w:w="144" w:type="dxa"/>
+        </w:tblCellMar>
+        <w:tblLook w:firstRow="0" w:lastRow="0" w:firstColumn="0" w:lastColumn="0" w:noHBand="0" w:noVBand="0" w:val="0000"/>
+      </w:tblPr>
+      <w:tr>
+        <w:trPr>
+          <w:cantSplit/>
+        </w:trPr>
+        <w:tc>
+          <w:tcPr>
+            <w:shd w:color="auto" w:fill="ccf1e3" w:val="clear"/>
+            <w:tcMar>
+              <w:top w:w="92" w:type="dxa"/>
+              <w:bottom w:w="92" w:type="dxa"/>
+            </w:tcMar>
+          </w:tcPr>
+          <w:p>
+            <w:pPr>
+              <w:pStyle w:val="BodyText"/>
+            </w:pPr>
+            <w:pPr>
+              <w:spacing w:before="0" w:after="0"/>
+              <w:textAlignment w:val="center"/>
+            </w:pPr>
+            <w:r>
+              <w:drawing>
+                <wp:inline>
+                  <wp:extent cx="152400" cy="152400"/>
+                  <wp:effectExtent b="0" l="0" r="0" t="0"/>
+                  <wp:docPr descr="" title="" id="19" name="Picture"/>
+                  <a:graphic>
+                    <a:graphicData uri="http://schemas.openxmlformats.org/drawingml/2006/picture">
+                      <pic:pic>
+                        <pic:nvPicPr>
+                          <pic:cNvPr descr="/Applications/Positron.app/Contents/Resources/app/quarto/share/formats/docx/tip.png" id="20" name="Picture"/>
+                          <pic:cNvPicPr>
+                            <a:picLocks noChangeArrowheads="1" noChangeAspect="1"/>
+                          </pic:cNvPicPr>
+                        </pic:nvPicPr>
+                        <pic:blipFill>
+                          <a:blip r:embed="rId13"/>
+                          <a:stretch>
+                            <a:fillRect/>
+                          </a:stretch>
+                        </pic:blipFill>
+                        <pic:spPr bwMode="auto">
+                          <a:xfrm>
+                            <a:off x="0" y="0"/>
+                            <a:ext cx="152400" cy="152400"/>
+                          </a:xfrm>
+                          <a:prstGeom prst="rect">
+                            <a:avLst/>
+                          </a:prstGeom>
+                          <a:noFill/>
+                          <a:ln w="9525">
+                            <a:noFill/>
+                            <a:headEnd/>
+                            <a:tailEnd/>
+                          </a:ln>
+                        </pic:spPr>
+                      </pic:pic>
+                    </a:graphicData>
+                  </a:graphic>
+                </wp:inline>
+              </w:drawing>
+            </w:r>
+            <w:r>
+              <w:t xml:space="preserve"> </w:t>
+            </w:r>
+            <w:r>
+              <w:t xml:space="preserve"> </w:t>
+            </w:r>
+            <w:r>
+              <w:t xml:space="preserve">Tip</w:t>
+            </w:r>
+          </w:p>
+        </w:tc>
+      </w:tr>
+      <w:tr>
+        <w:trPr>
+          <w:cantSplit/>
+        </w:trPr>
+        <w:tc>
+          <w:tcPr>
+            <w:tcMar>
+              <w:top w:w="108" w:type="dxa"/>
+              <w:bottom w:w="108" w:type="dxa"/>
+            </w:tcMar>
+          </w:tcPr>
+          <w:p>
+            <w:pPr>
+              <w:pStyle w:val="BodyText"/>
+            </w:pPr>
+            <w:pPr>
+              <w:spacing w:before="16" w:after="16"/>
+            </w:pPr>
+            <w:r>
+              <w:rPr>
+                <w:b/>
+                <w:bCs/>
+              </w:rPr>
+              <w:t xml:space="preserve">🚀 If you finish early:</w:t>
+            </w:r>
+            <w:r>
+              <w:t xml:space="preserve"> </w:t>
+            </w:r>
+            <w:r>
+              <w:t xml:space="preserve">Build a faceted histogram —</w:t>
+            </w:r>
+            <w:r>
+              <w:t xml:space="preserve"> </w:t>
+            </w:r>
+            <w:r>
+              <w:rPr>
+                <w:rStyle w:val="VerbatimChar"/>
+              </w:rPr>
+              <w:t xml:space="preserve">geom_histogram()</w:t>
+            </w:r>
+            <w:r>
+              <w:t xml:space="preserve"> </w:t>
+            </w:r>
+            <w:r>
+              <w:t xml:space="preserve">+</w:t>
+            </w:r>
+            <w:r>
+              <w:t xml:space="preserve"> </w:t>
+            </w:r>
+            <w:r>
+              <w:rPr>
+                <w:rStyle w:val="VerbatimChar"/>
+              </w:rPr>
+              <w:t xml:space="preserve">facet_wrap(~n_s, ncol = 1)</w:t>
+            </w:r>
+            <w:r>
+              <w:t xml:space="preserve"> </w:t>
+            </w:r>
+            <w:r>
+              <w:t xml:space="preserve">— and compare it to the overlaid density plot above. Which is easier to read?</w:t>
+            </w:r>
+          </w:p>
+          <w:p/>
+        </w:tc>
+      </w:tr>
+    </w:tbl>
     <w:p>
       <w:r>
         <w:pict>
@@ -2480,14 +2912,14 @@
         </w:pict>
       </w:r>
     </w:p>
-    <w:bookmarkEnd w:id="19"/>
-    <w:bookmarkStart w:id="20" w:name="part-7-pick-a-theme"/>
+    <w:bookmarkEnd w:id="21"/>
+    <w:bookmarkStart w:id="22" w:name="part-5-mean-se-plotted-directly"/>
     <w:p>
       <w:pPr>
         <w:pStyle w:val="Heading1"/>
       </w:pPr>
       <w:r>
-        <w:t xml:space="preserve">Part 7 · Pick a theme</w:t>
+        <w:t xml:space="preserve">Part 5 · Mean ± SE, plotted directly</w:t>
       </w:r>
     </w:p>
     <w:p>
@@ -2499,7 +2931,7 @@
           <w:b/>
           <w:bCs/>
         </w:rPr>
-        <w:t xml:space="preserve">▶ Run this — try each one:</w:t>
+        <w:t xml:space="preserve">▶ Run this:</w:t>
       </w:r>
     </w:p>
     <w:p>
@@ -2510,7 +2942,79 @@
         <w:rPr>
           <w:rStyle w:val="NormalTok"/>
         </w:rPr>
-        <w:t xml:space="preserve">pine_jitter_plot </w:t>
+        <w:t xml:space="preserve">pine_mean_se_plot </w:t>
+      </w:r>
+      <w:r>
+        <w:rPr>
+          <w:rStyle w:val="OtherTok"/>
+        </w:rPr>
+        <w:t xml:space="preserve">&lt;-</w:t>
+      </w:r>
+      <w:r>
+        <w:rPr>
+          <w:rStyle w:val="NormalTok"/>
+        </w:rPr>
+        <w:t xml:space="preserve"> </w:t>
+      </w:r>
+      <w:r>
+        <w:rPr>
+          <w:rStyle w:val="FunctionTok"/>
+        </w:rPr>
+        <w:t xml:space="preserve">ggplot</w:t>
+      </w:r>
+      <w:r>
+        <w:rPr>
+          <w:rStyle w:val="NormalTok"/>
+        </w:rPr>
+        <w:t xml:space="preserve">(pine_df, </w:t>
+      </w:r>
+      <w:r>
+        <w:rPr>
+          <w:rStyle w:val="FunctionTok"/>
+        </w:rPr>
+        <w:t xml:space="preserve">aes</w:t>
+      </w:r>
+      <w:r>
+        <w:rPr>
+          <w:rStyle w:val="NormalTok"/>
+        </w:rPr>
+        <w:t xml:space="preserve">(</w:t>
+      </w:r>
+      <w:r>
+        <w:rPr>
+          <w:rStyle w:val="AttributeTok"/>
+        </w:rPr>
+        <w:t xml:space="preserve">x =</w:t>
+      </w:r>
+      <w:r>
+        <w:rPr>
+          <w:rStyle w:val="NormalTok"/>
+        </w:rPr>
+        <w:t xml:space="preserve"> n_s, </w:t>
+      </w:r>
+      <w:r>
+        <w:rPr>
+          <w:rStyle w:val="AttributeTok"/>
+        </w:rPr>
+        <w:t xml:space="preserve">y =</w:t>
+      </w:r>
+      <w:r>
+        <w:rPr>
+          <w:rStyle w:val="NormalTok"/>
+        </w:rPr>
+        <w:t xml:space="preserve"> length_mm, </w:t>
+      </w:r>
+      <w:r>
+        <w:rPr>
+          <w:rStyle w:val="AttributeTok"/>
+        </w:rPr>
+        <w:t xml:space="preserve">color =</w:t>
+      </w:r>
+      <w:r>
+        <w:rPr>
+          <w:rStyle w:val="NormalTok"/>
+        </w:rPr>
+        <w:t xml:space="preserve"> n_s)) </w:t>
       </w:r>
       <w:r>
         <w:rPr>
@@ -2519,31 +3023,166 @@
         <w:t xml:space="preserve">+</w:t>
       </w:r>
       <w:r>
-        <w:rPr>
-          <w:rStyle w:val="NormalTok"/>
-        </w:rPr>
-        <w:t xml:space="preserve"> </w:t>
+        <w:br/>
+      </w:r>
+      <w:r>
+        <w:rPr>
+          <w:rStyle w:val="NormalTok"/>
+        </w:rPr>
+        <w:t xml:space="preserve">  </w:t>
       </w:r>
       <w:r>
         <w:rPr>
           <w:rStyle w:val="FunctionTok"/>
         </w:rPr>
-        <w:t xml:space="preserve">theme_bw</w:t>
-      </w:r>
-      <w:r>
-        <w:rPr>
-          <w:rStyle w:val="NormalTok"/>
-        </w:rPr>
-        <w:t xml:space="preserve">()</w:t>
-      </w:r>
-      <w:r>
-        <w:br/>
-      </w:r>
-      <w:r>
-        <w:rPr>
-          <w:rStyle w:val="NormalTok"/>
-        </w:rPr>
-        <w:t xml:space="preserve">pine_jitter_plot </w:t>
+        <w:t xml:space="preserve">geom_point</w:t>
+      </w:r>
+      <w:r>
+        <w:rPr>
+          <w:rStyle w:val="NormalTok"/>
+        </w:rPr>
+        <w:t xml:space="preserve">(</w:t>
+      </w:r>
+      <w:r>
+        <w:br/>
+      </w:r>
+      <w:r>
+        <w:rPr>
+          <w:rStyle w:val="NormalTok"/>
+        </w:rPr>
+        <w:t xml:space="preserve">    </w:t>
+      </w:r>
+      <w:r>
+        <w:rPr>
+          <w:rStyle w:val="AttributeTok"/>
+        </w:rPr>
+        <w:t xml:space="preserve">position =</w:t>
+      </w:r>
+      <w:r>
+        <w:rPr>
+          <w:rStyle w:val="NormalTok"/>
+        </w:rPr>
+        <w:t xml:space="preserve"> </w:t>
+      </w:r>
+      <w:r>
+        <w:rPr>
+          <w:rStyle w:val="FunctionTok"/>
+        </w:rPr>
+        <w:t xml:space="preserve">position_jitter</w:t>
+      </w:r>
+      <w:r>
+        <w:rPr>
+          <w:rStyle w:val="NormalTok"/>
+        </w:rPr>
+        <w:t xml:space="preserve">(</w:t>
+      </w:r>
+      <w:r>
+        <w:rPr>
+          <w:rStyle w:val="AttributeTok"/>
+        </w:rPr>
+        <w:t xml:space="preserve">width =</w:t>
+      </w:r>
+      <w:r>
+        <w:rPr>
+          <w:rStyle w:val="NormalTok"/>
+        </w:rPr>
+        <w:t xml:space="preserve"> </w:t>
+      </w:r>
+      <w:r>
+        <w:rPr>
+          <w:rStyle w:val="FloatTok"/>
+        </w:rPr>
+        <w:t xml:space="preserve">0.15</w:t>
+      </w:r>
+      <w:r>
+        <w:rPr>
+          <w:rStyle w:val="NormalTok"/>
+        </w:rPr>
+        <w:t xml:space="preserve">, </w:t>
+      </w:r>
+      <w:r>
+        <w:rPr>
+          <w:rStyle w:val="AttributeTok"/>
+        </w:rPr>
+        <w:t xml:space="preserve">seed =</w:t>
+      </w:r>
+      <w:r>
+        <w:rPr>
+          <w:rStyle w:val="NormalTok"/>
+        </w:rPr>
+        <w:t xml:space="preserve"> </w:t>
+      </w:r>
+      <w:r>
+        <w:rPr>
+          <w:rStyle w:val="DecValTok"/>
+        </w:rPr>
+        <w:t xml:space="preserve">42</w:t>
+      </w:r>
+      <w:r>
+        <w:rPr>
+          <w:rStyle w:val="NormalTok"/>
+        </w:rPr>
+        <w:t xml:space="preserve">),</w:t>
+      </w:r>
+      <w:r>
+        <w:br/>
+      </w:r>
+      <w:r>
+        <w:rPr>
+          <w:rStyle w:val="NormalTok"/>
+        </w:rPr>
+        <w:t xml:space="preserve">    </w:t>
+      </w:r>
+      <w:r>
+        <w:rPr>
+          <w:rStyle w:val="AttributeTok"/>
+        </w:rPr>
+        <w:t xml:space="preserve">alpha =</w:t>
+      </w:r>
+      <w:r>
+        <w:rPr>
+          <w:rStyle w:val="NormalTok"/>
+        </w:rPr>
+        <w:t xml:space="preserve"> </w:t>
+      </w:r>
+      <w:r>
+        <w:rPr>
+          <w:rStyle w:val="FloatTok"/>
+        </w:rPr>
+        <w:t xml:space="preserve">0.3</w:t>
+      </w:r>
+      <w:r>
+        <w:rPr>
+          <w:rStyle w:val="NormalTok"/>
+        </w:rPr>
+        <w:t xml:space="preserve">, </w:t>
+      </w:r>
+      <w:r>
+        <w:rPr>
+          <w:rStyle w:val="AttributeTok"/>
+        </w:rPr>
+        <w:t xml:space="preserve">size =</w:t>
+      </w:r>
+      <w:r>
+        <w:rPr>
+          <w:rStyle w:val="NormalTok"/>
+        </w:rPr>
+        <w:t xml:space="preserve"> </w:t>
+      </w:r>
+      <w:r>
+        <w:rPr>
+          <w:rStyle w:val="DecValTok"/>
+        </w:rPr>
+        <w:t xml:space="preserve">2</w:t>
+      </w:r>
+      <w:r>
+        <w:br/>
+      </w:r>
+      <w:r>
+        <w:rPr>
+          <w:rStyle w:val="NormalTok"/>
+        </w:rPr>
+        <w:t xml:space="preserve">  ) </w:t>
       </w:r>
       <w:r>
         <w:rPr>
@@ -2552,31 +3191,85 @@
         <w:t xml:space="preserve">+</w:t>
       </w:r>
       <w:r>
-        <w:rPr>
-          <w:rStyle w:val="NormalTok"/>
-        </w:rPr>
-        <w:t xml:space="preserve"> </w:t>
+        <w:br/>
+      </w:r>
+      <w:r>
+        <w:rPr>
+          <w:rStyle w:val="NormalTok"/>
+        </w:rPr>
+        <w:t xml:space="preserve">  </w:t>
       </w:r>
       <w:r>
         <w:rPr>
           <w:rStyle w:val="FunctionTok"/>
         </w:rPr>
-        <w:t xml:space="preserve">theme_classic</w:t>
-      </w:r>
-      <w:r>
-        <w:rPr>
-          <w:rStyle w:val="NormalTok"/>
-        </w:rPr>
-        <w:t xml:space="preserve">()</w:t>
-      </w:r>
-      <w:r>
-        <w:br/>
-      </w:r>
-      <w:r>
-        <w:rPr>
-          <w:rStyle w:val="NormalTok"/>
-        </w:rPr>
-        <w:t xml:space="preserve">pine_jitter_plot </w:t>
+        <w:t xml:space="preserve">stat_summary</w:t>
+      </w:r>
+      <w:r>
+        <w:rPr>
+          <w:rStyle w:val="NormalTok"/>
+        </w:rPr>
+        <w:t xml:space="preserve">(</w:t>
+      </w:r>
+      <w:r>
+        <w:rPr>
+          <w:rStyle w:val="AttributeTok"/>
+        </w:rPr>
+        <w:t xml:space="preserve">fun =</w:t>
+      </w:r>
+      <w:r>
+        <w:rPr>
+          <w:rStyle w:val="NormalTok"/>
+        </w:rPr>
+        <w:t xml:space="preserve"> mean, </w:t>
+      </w:r>
+      <w:r>
+        <w:rPr>
+          <w:rStyle w:val="AttributeTok"/>
+        </w:rPr>
+        <w:t xml:space="preserve">geom =</w:t>
+      </w:r>
+      <w:r>
+        <w:rPr>
+          <w:rStyle w:val="NormalTok"/>
+        </w:rPr>
+        <w:t xml:space="preserve"> </w:t>
+      </w:r>
+      <w:r>
+        <w:rPr>
+          <w:rStyle w:val="StringTok"/>
+        </w:rPr>
+        <w:t xml:space="preserve">"point"</w:t>
+      </w:r>
+      <w:r>
+        <w:rPr>
+          <w:rStyle w:val="NormalTok"/>
+        </w:rPr>
+        <w:t xml:space="preserve">, </w:t>
+      </w:r>
+      <w:r>
+        <w:rPr>
+          <w:rStyle w:val="AttributeTok"/>
+        </w:rPr>
+        <w:t xml:space="preserve">size =</w:t>
+      </w:r>
+      <w:r>
+        <w:rPr>
+          <w:rStyle w:val="NormalTok"/>
+        </w:rPr>
+        <w:t xml:space="preserve"> </w:t>
+      </w:r>
+      <w:r>
+        <w:rPr>
+          <w:rStyle w:val="DecValTok"/>
+        </w:rPr>
+        <w:t xml:space="preserve">4</w:t>
+      </w:r>
+      <w:r>
+        <w:rPr>
+          <w:rStyle w:val="NormalTok"/>
+        </w:rPr>
+        <w:t xml:space="preserve">) </w:t>
       </w:r>
       <w:r>
         <w:rPr>
@@ -2585,22 +3278,250 @@
         <w:t xml:space="preserve">+</w:t>
       </w:r>
       <w:r>
-        <w:rPr>
-          <w:rStyle w:val="NormalTok"/>
-        </w:rPr>
-        <w:t xml:space="preserve"> </w:t>
+        <w:br/>
+      </w:r>
+      <w:r>
+        <w:rPr>
+          <w:rStyle w:val="NormalTok"/>
+        </w:rPr>
+        <w:t xml:space="preserve">  </w:t>
       </w:r>
       <w:r>
         <w:rPr>
           <w:rStyle w:val="FunctionTok"/>
         </w:rPr>
+        <w:t xml:space="preserve">stat_summary</w:t>
+      </w:r>
+      <w:r>
+        <w:rPr>
+          <w:rStyle w:val="NormalTok"/>
+        </w:rPr>
+        <w:t xml:space="preserve">(</w:t>
+      </w:r>
+      <w:r>
+        <w:rPr>
+          <w:rStyle w:val="AttributeTok"/>
+        </w:rPr>
+        <w:t xml:space="preserve">fun.data =</w:t>
+      </w:r>
+      <w:r>
+        <w:rPr>
+          <w:rStyle w:val="NormalTok"/>
+        </w:rPr>
+        <w:t xml:space="preserve"> mean_se, </w:t>
+      </w:r>
+      <w:r>
+        <w:rPr>
+          <w:rStyle w:val="AttributeTok"/>
+        </w:rPr>
+        <w:t xml:space="preserve">geom =</w:t>
+      </w:r>
+      <w:r>
+        <w:rPr>
+          <w:rStyle w:val="NormalTok"/>
+        </w:rPr>
+        <w:t xml:space="preserve"> </w:t>
+      </w:r>
+      <w:r>
+        <w:rPr>
+          <w:rStyle w:val="StringTok"/>
+        </w:rPr>
+        <w:t xml:space="preserve">"errorbar"</w:t>
+      </w:r>
+      <w:r>
+        <w:rPr>
+          <w:rStyle w:val="NormalTok"/>
+        </w:rPr>
+        <w:t xml:space="preserve">, </w:t>
+      </w:r>
+      <w:r>
+        <w:rPr>
+          <w:rStyle w:val="AttributeTok"/>
+        </w:rPr>
+        <w:t xml:space="preserve">width =</w:t>
+      </w:r>
+      <w:r>
+        <w:rPr>
+          <w:rStyle w:val="NormalTok"/>
+        </w:rPr>
+        <w:t xml:space="preserve"> </w:t>
+      </w:r>
+      <w:r>
+        <w:rPr>
+          <w:rStyle w:val="FloatTok"/>
+        </w:rPr>
+        <w:t xml:space="preserve">0.15</w:t>
+      </w:r>
+      <w:r>
+        <w:rPr>
+          <w:rStyle w:val="NormalTok"/>
+        </w:rPr>
+        <w:t xml:space="preserve">) </w:t>
+      </w:r>
+      <w:r>
+        <w:rPr>
+          <w:rStyle w:val="SpecialCharTok"/>
+        </w:rPr>
+        <w:t xml:space="preserve">+</w:t>
+      </w:r>
+      <w:r>
+        <w:br/>
+      </w:r>
+      <w:r>
+        <w:rPr>
+          <w:rStyle w:val="NormalTok"/>
+        </w:rPr>
+        <w:t xml:space="preserve">  </w:t>
+      </w:r>
+      <w:r>
+        <w:rPr>
+          <w:rStyle w:val="FunctionTok"/>
+        </w:rPr>
+        <w:t xml:space="preserve">labs</w:t>
+      </w:r>
+      <w:r>
+        <w:rPr>
+          <w:rStyle w:val="NormalTok"/>
+        </w:rPr>
+        <w:t xml:space="preserve">(</w:t>
+      </w:r>
+      <w:r>
+        <w:rPr>
+          <w:rStyle w:val="AttributeTok"/>
+        </w:rPr>
+        <w:t xml:space="preserve">x =</w:t>
+      </w:r>
+      <w:r>
+        <w:rPr>
+          <w:rStyle w:val="NormalTok"/>
+        </w:rPr>
+        <w:t xml:space="preserve"> </w:t>
+      </w:r>
+      <w:r>
+        <w:rPr>
+          <w:rStyle w:val="StringTok"/>
+        </w:rPr>
+        <w:t xml:space="preserve">"Side of tree"</w:t>
+      </w:r>
+      <w:r>
+        <w:rPr>
+          <w:rStyle w:val="NormalTok"/>
+        </w:rPr>
+        <w:t xml:space="preserve">, </w:t>
+      </w:r>
+      <w:r>
+        <w:rPr>
+          <w:rStyle w:val="AttributeTok"/>
+        </w:rPr>
+        <w:t xml:space="preserve">y =</w:t>
+      </w:r>
+      <w:r>
+        <w:rPr>
+          <w:rStyle w:val="NormalTok"/>
+        </w:rPr>
+        <w:t xml:space="preserve"> </w:t>
+      </w:r>
+      <w:r>
+        <w:rPr>
+          <w:rStyle w:val="StringTok"/>
+        </w:rPr>
+        <w:t xml:space="preserve">"Needle length (mm)"</w:t>
+      </w:r>
+      <w:r>
+        <w:rPr>
+          <w:rStyle w:val="NormalTok"/>
+        </w:rPr>
+        <w:t xml:space="preserve">) </w:t>
+      </w:r>
+      <w:r>
+        <w:rPr>
+          <w:rStyle w:val="SpecialCharTok"/>
+        </w:rPr>
+        <w:t xml:space="preserve">+</w:t>
+      </w:r>
+      <w:r>
+        <w:br/>
+      </w:r>
+      <w:r>
+        <w:rPr>
+          <w:rStyle w:val="NormalTok"/>
+        </w:rPr>
+        <w:t xml:space="preserve">  </w:t>
+      </w:r>
+      <w:r>
+        <w:rPr>
+          <w:rStyle w:val="FunctionTok"/>
+        </w:rPr>
         <w:t xml:space="preserve">theme_minimal</w:t>
       </w:r>
       <w:r>
         <w:rPr>
           <w:rStyle w:val="NormalTok"/>
         </w:rPr>
-        <w:t xml:space="preserve">()</w:t>
+        <w:t xml:space="preserve">() </w:t>
+      </w:r>
+      <w:r>
+        <w:rPr>
+          <w:rStyle w:val="SpecialCharTok"/>
+        </w:rPr>
+        <w:t xml:space="preserve">+</w:t>
+      </w:r>
+      <w:r>
+        <w:br/>
+      </w:r>
+      <w:r>
+        <w:rPr>
+          <w:rStyle w:val="NormalTok"/>
+        </w:rPr>
+        <w:t xml:space="preserve">  </w:t>
+      </w:r>
+      <w:r>
+        <w:rPr>
+          <w:rStyle w:val="FunctionTok"/>
+        </w:rPr>
+        <w:t xml:space="preserve">theme</w:t>
+      </w:r>
+      <w:r>
+        <w:rPr>
+          <w:rStyle w:val="NormalTok"/>
+        </w:rPr>
+        <w:t xml:space="preserve">(</w:t>
+      </w:r>
+      <w:r>
+        <w:rPr>
+          <w:rStyle w:val="AttributeTok"/>
+        </w:rPr>
+        <w:t xml:space="preserve">legend.position =</w:t>
+      </w:r>
+      <w:r>
+        <w:rPr>
+          <w:rStyle w:val="NormalTok"/>
+        </w:rPr>
+        <w:t xml:space="preserve"> </w:t>
+      </w:r>
+      <w:r>
+        <w:rPr>
+          <w:rStyle w:val="StringTok"/>
+        </w:rPr>
+        <w:t xml:space="preserve">"none"</w:t>
+      </w:r>
+      <w:r>
+        <w:rPr>
+          <w:rStyle w:val="NormalTok"/>
+        </w:rPr>
+        <w:t xml:space="preserve">)</w:t>
+      </w:r>
+      <w:r>
+        <w:br/>
+      </w:r>
+      <w:r>
+        <w:br/>
+      </w:r>
+      <w:r>
+        <w:rPr>
+          <w:rStyle w:val="NormalTok"/>
+        </w:rPr>
+        <w:t xml:space="preserve">pine_mean_se_plot</w:t>
       </w:r>
     </w:p>
     <w:p>
@@ -2624,7 +3545,7 @@
         <w:t xml:space="preserve"> </w:t>
       </w:r>
       <w:r>
-        <w:t xml:space="preserve">Which theme do you like best for this kind of biological comparison? Why?</w:t>
+        <w:t xml:space="preserve">Which two</w:t>
       </w:r>
       <w:r>
         <w:t xml:space="preserve"> </w:t>
@@ -2633,7 +3554,33 @@
         <w:rPr>
           <w:rStyle w:val="VerbatimChar"/>
         </w:rPr>
-        <w:t xml:space="preserve">________________________</w:t>
+        <w:t xml:space="preserve">stat_summary()</w:t>
+      </w:r>
+      <w:r>
+        <w:t xml:space="preserve"> </w:t>
+      </w:r>
+      <w:r>
+        <w:t xml:space="preserve">calls compute the mean point and the SE error bars? Copy them below and label which is which.</w:t>
+      </w:r>
+    </w:p>
+    <w:p>
+      <w:pPr>
+        <w:pStyle w:val="SourceCode"/>
+      </w:pPr>
+      <w:r>
+        <w:rPr>
+          <w:rStyle w:val="VerbatimChar"/>
+        </w:rPr>
+        <w:t xml:space="preserve">Mean point:   ________________________</w:t>
+      </w:r>
+      <w:r>
+        <w:br/>
+      </w:r>
+      <w:r>
+        <w:rPr>
+          <w:rStyle w:val="VerbatimChar"/>
+        </w:rPr>
+        <w:t xml:space="preserve">SE bars:      ________________________</w:t>
       </w:r>
     </w:p>
     <w:p>
@@ -2643,14 +3590,14 @@
         </w:pict>
       </w:r>
     </w:p>
-    <w:bookmarkEnd w:id="20"/>
-    <w:bookmarkStart w:id="21" w:name="part-8-save-your-figure"/>
+    <w:bookmarkEnd w:id="22"/>
+    <w:bookmarkStart w:id="23" w:name="part-6-facet-by-field-team"/>
     <w:p>
       <w:pPr>
         <w:pStyle w:val="Heading1"/>
       </w:pPr>
       <w:r>
-        <w:t xml:space="preserve">Part 8 · Save your figure</w:t>
+        <w:t xml:space="preserve">Part 6 · Facet by field team</w:t>
       </w:r>
     </w:p>
     <w:p>
@@ -2671,9 +3618,42 @@
       </w:pPr>
       <w:r>
         <w:rPr>
+          <w:rStyle w:val="NormalTok"/>
+        </w:rPr>
+        <w:t xml:space="preserve">pine_facet_plot </w:t>
+      </w:r>
+      <w:r>
+        <w:rPr>
+          <w:rStyle w:val="OtherTok"/>
+        </w:rPr>
+        <w:t xml:space="preserve">&lt;-</w:t>
+      </w:r>
+      <w:r>
+        <w:rPr>
+          <w:rStyle w:val="NormalTok"/>
+        </w:rPr>
+        <w:t xml:space="preserve"> pine_box_plot </w:t>
+      </w:r>
+      <w:r>
+        <w:rPr>
+          <w:rStyle w:val="SpecialCharTok"/>
+        </w:rPr>
+        <w:t xml:space="preserve">+</w:t>
+      </w:r>
+      <w:r>
+        <w:br/>
+      </w:r>
+      <w:r>
+        <w:rPr>
+          <w:rStyle w:val="NormalTok"/>
+        </w:rPr>
+        <w:t xml:space="preserve">  </w:t>
+      </w:r>
+      <w:r>
+        <w:rPr>
           <w:rStyle w:val="FunctionTok"/>
         </w:rPr>
-        <w:t xml:space="preserve">ggsave</w:t>
+        <w:t xml:space="preserve">facet_wrap</w:t>
       </w:r>
       <w:r>
         <w:rPr>
@@ -2682,209 +3662,33 @@
         <w:t xml:space="preserve">(</w:t>
       </w:r>
       <w:r>
-        <w:br/>
-      </w:r>
-      <w:r>
-        <w:rPr>
-          <w:rStyle w:val="NormalTok"/>
-        </w:rPr>
-        <w:t xml:space="preserve">  </w:t>
-      </w:r>
-      <w:r>
-        <w:rPr>
-          <w:rStyle w:val="StringTok"/>
-        </w:rPr>
-        <w:t xml:space="preserve">"figures/pine_needle_facet_boxplot.png"</w:t>
-      </w:r>
-      <w:r>
-        <w:rPr>
-          <w:rStyle w:val="NormalTok"/>
-        </w:rPr>
-        <w:t xml:space="preserve">,</w:t>
-      </w:r>
-      <w:r>
-        <w:br/>
-      </w:r>
-      <w:r>
-        <w:rPr>
-          <w:rStyle w:val="NormalTok"/>
-        </w:rPr>
-        <w:t xml:space="preserve">  </w:t>
-      </w:r>
-      <w:r>
-        <w:rPr>
-          <w:rStyle w:val="AttributeTok"/>
-        </w:rPr>
-        <w:t xml:space="preserve">plot   =</w:t>
-      </w:r>
-      <w:r>
-        <w:rPr>
-          <w:rStyle w:val="NormalTok"/>
-        </w:rPr>
-        <w:t xml:space="preserve"> pine_facet_plot,</w:t>
-      </w:r>
-      <w:r>
-        <w:br/>
-      </w:r>
-      <w:r>
-        <w:rPr>
-          <w:rStyle w:val="NormalTok"/>
-        </w:rPr>
-        <w:t xml:space="preserve">  </w:t>
-      </w:r>
-      <w:r>
-        <w:rPr>
-          <w:rStyle w:val="AttributeTok"/>
-        </w:rPr>
-        <w:t xml:space="preserve">width  =</w:t>
-      </w:r>
-      <w:r>
-        <w:rPr>
-          <w:rStyle w:val="NormalTok"/>
-        </w:rPr>
-        <w:t xml:space="preserve"> </w:t>
-      </w:r>
-      <w:r>
-        <w:rPr>
-          <w:rStyle w:val="DecValTok"/>
-        </w:rPr>
-        <w:t xml:space="preserve">3</w:t>
-      </w:r>
-      <w:r>
-        <w:rPr>
-          <w:rStyle w:val="NormalTok"/>
-        </w:rPr>
-        <w:t xml:space="preserve">,</w:t>
-      </w:r>
-      <w:r>
-        <w:br/>
-      </w:r>
-      <w:r>
-        <w:rPr>
-          <w:rStyle w:val="NormalTok"/>
-        </w:rPr>
-        <w:t xml:space="preserve">  </w:t>
-      </w:r>
-      <w:r>
-        <w:rPr>
-          <w:rStyle w:val="AttributeTok"/>
-        </w:rPr>
-        <w:t xml:space="preserve">height =</w:t>
-      </w:r>
-      <w:r>
-        <w:rPr>
-          <w:rStyle w:val="NormalTok"/>
-        </w:rPr>
-        <w:t xml:space="preserve"> </w:t>
-      </w:r>
-      <w:r>
-        <w:rPr>
-          <w:rStyle w:val="DecValTok"/>
-        </w:rPr>
-        <w:t xml:space="preserve">3</w:t>
-      </w:r>
-      <w:r>
-        <w:rPr>
-          <w:rStyle w:val="NormalTok"/>
-        </w:rPr>
-        <w:t xml:space="preserve">,</w:t>
-      </w:r>
-      <w:r>
-        <w:br/>
-      </w:r>
-      <w:r>
-        <w:rPr>
-          <w:rStyle w:val="NormalTok"/>
-        </w:rPr>
-        <w:t xml:space="preserve">  </w:t>
-      </w:r>
-      <w:r>
-        <w:rPr>
-          <w:rStyle w:val="AttributeTok"/>
-        </w:rPr>
-        <w:t xml:space="preserve">units  =</w:t>
-      </w:r>
-      <w:r>
-        <w:rPr>
-          <w:rStyle w:val="NormalTok"/>
-        </w:rPr>
-        <w:t xml:space="preserve"> </w:t>
-      </w:r>
-      <w:r>
-        <w:rPr>
-          <w:rStyle w:val="StringTok"/>
-        </w:rPr>
-        <w:t xml:space="preserve">"in"</w:t>
-      </w:r>
-      <w:r>
-        <w:rPr>
-          <w:rStyle w:val="NormalTok"/>
-        </w:rPr>
-        <w:t xml:space="preserve">,</w:t>
-      </w:r>
-      <w:r>
-        <w:br/>
-      </w:r>
-      <w:r>
-        <w:rPr>
-          <w:rStyle w:val="NormalTok"/>
-        </w:rPr>
-        <w:t xml:space="preserve">  </w:t>
-      </w:r>
-      <w:r>
-        <w:rPr>
-          <w:rStyle w:val="AttributeTok"/>
-        </w:rPr>
-        <w:t xml:space="preserve">dpi    =</w:t>
-      </w:r>
-      <w:r>
-        <w:rPr>
-          <w:rStyle w:val="NormalTok"/>
-        </w:rPr>
-        <w:t xml:space="preserve"> </w:t>
-      </w:r>
-      <w:r>
-        <w:rPr>
-          <w:rStyle w:val="DecValTok"/>
-        </w:rPr>
-        <w:t xml:space="preserve">300</w:t>
-      </w:r>
-      <w:r>
-        <w:br/>
-      </w:r>
-      <w:r>
-        <w:rPr>
-          <w:rStyle w:val="NormalTok"/>
-        </w:rPr>
-        <w:t xml:space="preserve">)</w:t>
+        <w:rPr>
+          <w:rStyle w:val="SpecialCharTok"/>
+        </w:rPr>
+        <w:t xml:space="preserve">~</w:t>
+      </w:r>
+      <w:r>
+        <w:rPr>
+          <w:rStyle w:val="NormalTok"/>
+        </w:rPr>
+        <w:t xml:space="preserve">group)</w:t>
+      </w:r>
+      <w:r>
+        <w:br/>
+      </w:r>
+      <w:r>
+        <w:br/>
+      </w:r>
+      <w:r>
+        <w:rPr>
+          <w:rStyle w:val="NormalTok"/>
+        </w:rPr>
+        <w:t xml:space="preserve">pine_facet_plot</w:t>
       </w:r>
     </w:p>
     <w:p>
       <w:pPr>
         <w:pStyle w:val="FirstParagraph"/>
-      </w:pPr>
-      <w:r>
-        <w:t xml:space="preserve">Check your</w:t>
-      </w:r>
-      <w:r>
-        <w:t xml:space="preserve"> </w:t>
-      </w:r>
-      <w:r>
-        <w:rPr>
-          <w:rStyle w:val="VerbatimChar"/>
-        </w:rPr>
-        <w:t xml:space="preserve">figures/</w:t>
-      </w:r>
-      <w:r>
-        <w:t xml:space="preserve"> </w:t>
-      </w:r>
-      <w:r>
-        <w:t xml:space="preserve">folder — the PNG should be there.</w:t>
-      </w:r>
-    </w:p>
-    <w:p>
-      <w:pPr>
-        <w:pStyle w:val="BodyText"/>
       </w:pPr>
       <w:r>
         <w:t xml:space="preserve">✏️</w:t>
@@ -2903,31 +3707,7 @@
         <w:t xml:space="preserve"> </w:t>
       </w:r>
       <w:r>
-        <w:t xml:space="preserve">What are the four arguments (besides the filename and</w:t>
-      </w:r>
-      <w:r>
-        <w:t xml:space="preserve"> </w:t>
-      </w:r>
-      <w:r>
-        <w:rPr>
-          <w:rStyle w:val="VerbatimChar"/>
-        </w:rPr>
-        <w:t xml:space="preserve">plot =</w:t>
-      </w:r>
-      <w:r>
-        <w:t xml:space="preserve">) you should always set explicitly in</w:t>
-      </w:r>
-      <w:r>
-        <w:t xml:space="preserve"> </w:t>
-      </w:r>
-      <w:r>
-        <w:rPr>
-          <w:rStyle w:val="VerbatimChar"/>
-        </w:rPr>
-        <w:t xml:space="preserve">ggsave()</w:t>
-      </w:r>
-      <w:r>
-        <w:t xml:space="preserve">?</w:t>
+        <w:t xml:space="preserve">Looking at the four panels, does every field team show the same lee-vs-windward pattern, or does one team look different?</w:t>
       </w:r>
       <w:r>
         <w:t xml:space="preserve"> </w:t>
@@ -2946,8 +3726,1978 @@
         </w:pict>
       </w:r>
     </w:p>
-    <w:bookmarkEnd w:id="21"/>
-    <w:bookmarkStart w:id="25" w:name="part-9-review-and-checkpoint"/>
+    <w:bookmarkEnd w:id="23"/>
+    <w:bookmarkStart w:id="24" w:name="part-7-pick-a-theme"/>
+    <w:p>
+      <w:pPr>
+        <w:pStyle w:val="Heading1"/>
+      </w:pPr>
+      <w:r>
+        <w:t xml:space="preserve">Part 7 · Pick a theme</w:t>
+      </w:r>
+    </w:p>
+    <w:p>
+      <w:pPr>
+        <w:pStyle w:val="FirstParagraph"/>
+      </w:pPr>
+      <w:r>
+        <w:rPr>
+          <w:b/>
+          <w:bCs/>
+        </w:rPr>
+        <w:t xml:space="preserve">▶ Run this — try each one:</w:t>
+      </w:r>
+    </w:p>
+    <w:p>
+      <w:pPr>
+        <w:pStyle w:val="SourceCode"/>
+      </w:pPr>
+      <w:r>
+        <w:rPr>
+          <w:rStyle w:val="NormalTok"/>
+        </w:rPr>
+        <w:t xml:space="preserve">pine_jitter_plot </w:t>
+      </w:r>
+      <w:r>
+        <w:rPr>
+          <w:rStyle w:val="SpecialCharTok"/>
+        </w:rPr>
+        <w:t xml:space="preserve">+</w:t>
+      </w:r>
+      <w:r>
+        <w:rPr>
+          <w:rStyle w:val="NormalTok"/>
+        </w:rPr>
+        <w:t xml:space="preserve"> </w:t>
+      </w:r>
+      <w:r>
+        <w:rPr>
+          <w:rStyle w:val="FunctionTok"/>
+        </w:rPr>
+        <w:t xml:space="preserve">theme_bw</w:t>
+      </w:r>
+      <w:r>
+        <w:rPr>
+          <w:rStyle w:val="NormalTok"/>
+        </w:rPr>
+        <w:t xml:space="preserve">()</w:t>
+      </w:r>
+      <w:r>
+        <w:br/>
+      </w:r>
+      <w:r>
+        <w:rPr>
+          <w:rStyle w:val="NormalTok"/>
+        </w:rPr>
+        <w:t xml:space="preserve">pine_jitter_plot </w:t>
+      </w:r>
+      <w:r>
+        <w:rPr>
+          <w:rStyle w:val="SpecialCharTok"/>
+        </w:rPr>
+        <w:t xml:space="preserve">+</w:t>
+      </w:r>
+      <w:r>
+        <w:rPr>
+          <w:rStyle w:val="NormalTok"/>
+        </w:rPr>
+        <w:t xml:space="preserve"> </w:t>
+      </w:r>
+      <w:r>
+        <w:rPr>
+          <w:rStyle w:val="FunctionTok"/>
+        </w:rPr>
+        <w:t xml:space="preserve">theme_classic</w:t>
+      </w:r>
+      <w:r>
+        <w:rPr>
+          <w:rStyle w:val="NormalTok"/>
+        </w:rPr>
+        <w:t xml:space="preserve">()</w:t>
+      </w:r>
+      <w:r>
+        <w:br/>
+      </w:r>
+      <w:r>
+        <w:rPr>
+          <w:rStyle w:val="NormalTok"/>
+        </w:rPr>
+        <w:t xml:space="preserve">pine_jitter_plot </w:t>
+      </w:r>
+      <w:r>
+        <w:rPr>
+          <w:rStyle w:val="SpecialCharTok"/>
+        </w:rPr>
+        <w:t xml:space="preserve">+</w:t>
+      </w:r>
+      <w:r>
+        <w:rPr>
+          <w:rStyle w:val="NormalTok"/>
+        </w:rPr>
+        <w:t xml:space="preserve"> </w:t>
+      </w:r>
+      <w:r>
+        <w:rPr>
+          <w:rStyle w:val="FunctionTok"/>
+        </w:rPr>
+        <w:t xml:space="preserve">theme_minimal</w:t>
+      </w:r>
+      <w:r>
+        <w:rPr>
+          <w:rStyle w:val="NormalTok"/>
+        </w:rPr>
+        <w:t xml:space="preserve">()</w:t>
+      </w:r>
+    </w:p>
+    <w:p>
+      <w:pPr>
+        <w:pStyle w:val="FirstParagraph"/>
+      </w:pPr>
+      <w:r>
+        <w:t xml:space="preserve">✏️</w:t>
+      </w:r>
+      <w:r>
+        <w:t xml:space="preserve"> </w:t>
+      </w:r>
+      <w:r>
+        <w:rPr>
+          <w:b/>
+          <w:bCs/>
+        </w:rPr>
+        <w:t xml:space="preserve">Your turn:</w:t>
+      </w:r>
+      <w:r>
+        <w:t xml:space="preserve"> </w:t>
+      </w:r>
+      <w:r>
+        <w:t xml:space="preserve">Which theme do you like best for this kind of biological comparison? Why?</w:t>
+      </w:r>
+      <w:r>
+        <w:t xml:space="preserve"> </w:t>
+      </w:r>
+      <w:r>
+        <w:rPr>
+          <w:rStyle w:val="VerbatimChar"/>
+        </w:rPr>
+        <w:t xml:space="preserve">________________________</w:t>
+      </w:r>
+    </w:p>
+    <w:p>
+      <w:r>
+        <w:pict>
+          <v:rect style="width:0;height:1.5pt" o:hralign="center" o:hrstd="t" o:hr="t"/>
+        </w:pict>
+      </w:r>
+    </w:p>
+    <w:bookmarkEnd w:id="24"/>
+    <w:bookmarkStart w:id="25" w:name="part-8-save-your-figure"/>
+    <w:p>
+      <w:pPr>
+        <w:pStyle w:val="Heading1"/>
+      </w:pPr>
+      <w:r>
+        <w:t xml:space="preserve">Part 8 · Save your figure</w:t>
+      </w:r>
+    </w:p>
+    <w:p>
+      <w:pPr>
+        <w:pStyle w:val="FirstParagraph"/>
+      </w:pPr>
+      <w:r>
+        <w:rPr>
+          <w:b/>
+          <w:bCs/>
+        </w:rPr>
+        <w:t xml:space="preserve">▶ Run this:</w:t>
+      </w:r>
+    </w:p>
+    <w:p>
+      <w:pPr>
+        <w:pStyle w:val="SourceCode"/>
+      </w:pPr>
+      <w:r>
+        <w:rPr>
+          <w:rStyle w:val="FunctionTok"/>
+        </w:rPr>
+        <w:t xml:space="preserve">ggsave</w:t>
+      </w:r>
+      <w:r>
+        <w:rPr>
+          <w:rStyle w:val="NormalTok"/>
+        </w:rPr>
+        <w:t xml:space="preserve">(</w:t>
+      </w:r>
+      <w:r>
+        <w:br/>
+      </w:r>
+      <w:r>
+        <w:rPr>
+          <w:rStyle w:val="NormalTok"/>
+        </w:rPr>
+        <w:t xml:space="preserve">  </w:t>
+      </w:r>
+      <w:r>
+        <w:rPr>
+          <w:rStyle w:val="StringTok"/>
+        </w:rPr>
+        <w:t xml:space="preserve">"figures/pine_needle_facet_boxplot.png"</w:t>
+      </w:r>
+      <w:r>
+        <w:rPr>
+          <w:rStyle w:val="NormalTok"/>
+        </w:rPr>
+        <w:t xml:space="preserve">,</w:t>
+      </w:r>
+      <w:r>
+        <w:br/>
+      </w:r>
+      <w:r>
+        <w:rPr>
+          <w:rStyle w:val="NormalTok"/>
+        </w:rPr>
+        <w:t xml:space="preserve">  </w:t>
+      </w:r>
+      <w:r>
+        <w:rPr>
+          <w:rStyle w:val="AttributeTok"/>
+        </w:rPr>
+        <w:t xml:space="preserve">plot   =</w:t>
+      </w:r>
+      <w:r>
+        <w:rPr>
+          <w:rStyle w:val="NormalTok"/>
+        </w:rPr>
+        <w:t xml:space="preserve"> pine_facet_plot,</w:t>
+      </w:r>
+      <w:r>
+        <w:br/>
+      </w:r>
+      <w:r>
+        <w:rPr>
+          <w:rStyle w:val="NormalTok"/>
+        </w:rPr>
+        <w:t xml:space="preserve">  </w:t>
+      </w:r>
+      <w:r>
+        <w:rPr>
+          <w:rStyle w:val="AttributeTok"/>
+        </w:rPr>
+        <w:t xml:space="preserve">width  =</w:t>
+      </w:r>
+      <w:r>
+        <w:rPr>
+          <w:rStyle w:val="NormalTok"/>
+        </w:rPr>
+        <w:t xml:space="preserve"> </w:t>
+      </w:r>
+      <w:r>
+        <w:rPr>
+          <w:rStyle w:val="DecValTok"/>
+        </w:rPr>
+        <w:t xml:space="preserve">3</w:t>
+      </w:r>
+      <w:r>
+        <w:rPr>
+          <w:rStyle w:val="NormalTok"/>
+        </w:rPr>
+        <w:t xml:space="preserve">,</w:t>
+      </w:r>
+      <w:r>
+        <w:br/>
+      </w:r>
+      <w:r>
+        <w:rPr>
+          <w:rStyle w:val="NormalTok"/>
+        </w:rPr>
+        <w:t xml:space="preserve">  </w:t>
+      </w:r>
+      <w:r>
+        <w:rPr>
+          <w:rStyle w:val="AttributeTok"/>
+        </w:rPr>
+        <w:t xml:space="preserve">height =</w:t>
+      </w:r>
+      <w:r>
+        <w:rPr>
+          <w:rStyle w:val="NormalTok"/>
+        </w:rPr>
+        <w:t xml:space="preserve"> </w:t>
+      </w:r>
+      <w:r>
+        <w:rPr>
+          <w:rStyle w:val="DecValTok"/>
+        </w:rPr>
+        <w:t xml:space="preserve">3</w:t>
+      </w:r>
+      <w:r>
+        <w:rPr>
+          <w:rStyle w:val="NormalTok"/>
+        </w:rPr>
+        <w:t xml:space="preserve">,</w:t>
+      </w:r>
+      <w:r>
+        <w:br/>
+      </w:r>
+      <w:r>
+        <w:rPr>
+          <w:rStyle w:val="NormalTok"/>
+        </w:rPr>
+        <w:t xml:space="preserve">  </w:t>
+      </w:r>
+      <w:r>
+        <w:rPr>
+          <w:rStyle w:val="AttributeTok"/>
+        </w:rPr>
+        <w:t xml:space="preserve">units  =</w:t>
+      </w:r>
+      <w:r>
+        <w:rPr>
+          <w:rStyle w:val="NormalTok"/>
+        </w:rPr>
+        <w:t xml:space="preserve"> </w:t>
+      </w:r>
+      <w:r>
+        <w:rPr>
+          <w:rStyle w:val="StringTok"/>
+        </w:rPr>
+        <w:t xml:space="preserve">"in"</w:t>
+      </w:r>
+      <w:r>
+        <w:rPr>
+          <w:rStyle w:val="NormalTok"/>
+        </w:rPr>
+        <w:t xml:space="preserve">,</w:t>
+      </w:r>
+      <w:r>
+        <w:br/>
+      </w:r>
+      <w:r>
+        <w:rPr>
+          <w:rStyle w:val="NormalTok"/>
+        </w:rPr>
+        <w:t xml:space="preserve">  </w:t>
+      </w:r>
+      <w:r>
+        <w:rPr>
+          <w:rStyle w:val="AttributeTok"/>
+        </w:rPr>
+        <w:t xml:space="preserve">dpi    =</w:t>
+      </w:r>
+      <w:r>
+        <w:rPr>
+          <w:rStyle w:val="NormalTok"/>
+        </w:rPr>
+        <w:t xml:space="preserve"> </w:t>
+      </w:r>
+      <w:r>
+        <w:rPr>
+          <w:rStyle w:val="DecValTok"/>
+        </w:rPr>
+        <w:t xml:space="preserve">300</w:t>
+      </w:r>
+      <w:r>
+        <w:br/>
+      </w:r>
+      <w:r>
+        <w:rPr>
+          <w:rStyle w:val="NormalTok"/>
+        </w:rPr>
+        <w:t xml:space="preserve">)</w:t>
+      </w:r>
+    </w:p>
+    <w:p>
+      <w:pPr>
+        <w:pStyle w:val="FirstParagraph"/>
+      </w:pPr>
+      <w:r>
+        <w:t xml:space="preserve">Check your</w:t>
+      </w:r>
+      <w:r>
+        <w:t xml:space="preserve"> </w:t>
+      </w:r>
+      <w:r>
+        <w:rPr>
+          <w:rStyle w:val="VerbatimChar"/>
+        </w:rPr>
+        <w:t xml:space="preserve">figures/</w:t>
+      </w:r>
+      <w:r>
+        <w:t xml:space="preserve"> </w:t>
+      </w:r>
+      <w:r>
+        <w:t xml:space="preserve">folder — the PNG should be there.</w:t>
+      </w:r>
+    </w:p>
+    <w:p>
+      <w:pPr>
+        <w:pStyle w:val="BodyText"/>
+      </w:pPr>
+      <w:r>
+        <w:t xml:space="preserve">✏️</w:t>
+      </w:r>
+      <w:r>
+        <w:t xml:space="preserve"> </w:t>
+      </w:r>
+      <w:r>
+        <w:rPr>
+          <w:b/>
+          <w:bCs/>
+        </w:rPr>
+        <w:t xml:space="preserve">Your turn:</w:t>
+      </w:r>
+      <w:r>
+        <w:t xml:space="preserve"> </w:t>
+      </w:r>
+      <w:r>
+        <w:t xml:space="preserve">What are the four arguments (besides the filename and</w:t>
+      </w:r>
+      <w:r>
+        <w:t xml:space="preserve"> </w:t>
+      </w:r>
+      <w:r>
+        <w:rPr>
+          <w:rStyle w:val="VerbatimChar"/>
+        </w:rPr>
+        <w:t xml:space="preserve">plot =</w:t>
+      </w:r>
+      <w:r>
+        <w:t xml:space="preserve">) you should always set explicitly in</w:t>
+      </w:r>
+      <w:r>
+        <w:t xml:space="preserve"> </w:t>
+      </w:r>
+      <w:r>
+        <w:rPr>
+          <w:rStyle w:val="VerbatimChar"/>
+        </w:rPr>
+        <w:t xml:space="preserve">ggsave()</w:t>
+      </w:r>
+      <w:r>
+        <w:t xml:space="preserve">?</w:t>
+      </w:r>
+      <w:r>
+        <w:t xml:space="preserve"> </w:t>
+      </w:r>
+      <w:r>
+        <w:rPr>
+          <w:rStyle w:val="VerbatimChar"/>
+        </w:rPr>
+        <w:t xml:space="preserve">________________________</w:t>
+      </w:r>
+    </w:p>
+    <w:p>
+      <w:r>
+        <w:pict>
+          <v:rect style="width:0;height:1.5pt" o:hralign="center" o:hrstd="t" o:hr="t"/>
+        </w:pict>
+      </w:r>
+    </w:p>
+    <w:bookmarkEnd w:id="25"/>
+    <w:bookmarkStart w:id="28" w:name="X5cdc9a0caa75bae60fe027bf87a93b6d04b43e9"/>
+    <w:p>
+      <w:pPr>
+        <w:pStyle w:val="Heading1"/>
+      </w:pPr>
+      <w:r>
+        <w:t xml:space="preserve">Part 8b · Advanced / extra work —</w:t>
+      </w:r>
+      <w:r>
+        <w:t xml:space="preserve"> </w:t>
+      </w:r>
+      <w:r>
+        <w:rPr>
+          <w:rStyle w:val="VerbatimChar"/>
+        </w:rPr>
+        <w:t xml:space="preserve">scale_color_manual()</w:t>
+      </w:r>
+    </w:p>
+    <w:tbl>
+      <w:tblPr>
+        <w:tblStyle w:val="Table"/>
+        <w:tblLook w:firstRow="0" w:lastRow="0" w:firstColumn="0" w:lastColumn="0" w:noHBand="0" w:noVBand="0" w:val="0000"/>
+        <w:tblBorders>
+          <w:top w:val="single" w:sz="4" w:space="0" w:color="00A047"/>
+          <w:left w:val="single" w:sz="24" w:space="0" w:color="00A047"/>
+          <w:bottom w:val="single" w:sz="4" w:space="0" w:color="00A047"/>
+          <w:right w:val="single" w:sz="4" w:space="0" w:color="00A047"/>
+        </w:tblBorders>
+        <w:tblCellMar>
+          <w:left w:w="144" w:type="dxa"/>
+          <w:right w:w="144" w:type="dxa"/>
+        </w:tblCellMar>
+        <w:tblLook w:firstRow="0" w:lastRow="0" w:firstColumn="0" w:lastColumn="0" w:noHBand="0" w:noVBand="0" w:val="0000"/>
+      </w:tblPr>
+      <w:tr>
+        <w:trPr>
+          <w:cantSplit/>
+        </w:trPr>
+        <w:tc>
+          <w:tcPr>
+            <w:shd w:color="auto" w:fill="ccf1e3" w:val="clear"/>
+            <w:tcMar>
+              <w:top w:w="92" w:type="dxa"/>
+              <w:bottom w:w="92" w:type="dxa"/>
+            </w:tcMar>
+          </w:tcPr>
+          <w:p>
+            <w:pPr>
+              <w:pStyle w:val="FirstParagraph"/>
+            </w:pPr>
+            <w:pPr>
+              <w:spacing w:before="0" w:after="0"/>
+              <w:textAlignment w:val="center"/>
+            </w:pPr>
+            <w:r>
+              <w:drawing>
+                <wp:inline>
+                  <wp:extent cx="152400" cy="152400"/>
+                  <wp:effectExtent b="0" l="0" r="0" t="0"/>
+                  <wp:docPr descr="" title="" id="26" name="Picture"/>
+                  <a:graphic>
+                    <a:graphicData uri="http://schemas.openxmlformats.org/drawingml/2006/picture">
+                      <pic:pic>
+                        <pic:nvPicPr>
+                          <pic:cNvPr descr="/Applications/Positron.app/Contents/Resources/app/quarto/share/formats/docx/tip.png" id="27" name="Picture"/>
+                          <pic:cNvPicPr>
+                            <a:picLocks noChangeArrowheads="1" noChangeAspect="1"/>
+                          </pic:cNvPicPr>
+                        </pic:nvPicPr>
+                        <pic:blipFill>
+                          <a:blip r:embed="rId13"/>
+                          <a:stretch>
+                            <a:fillRect/>
+                          </a:stretch>
+                        </pic:blipFill>
+                        <pic:spPr bwMode="auto">
+                          <a:xfrm>
+                            <a:off x="0" y="0"/>
+                            <a:ext cx="152400" cy="152400"/>
+                          </a:xfrm>
+                          <a:prstGeom prst="rect">
+                            <a:avLst/>
+                          </a:prstGeom>
+                          <a:noFill/>
+                          <a:ln w="9525">
+                            <a:noFill/>
+                            <a:headEnd/>
+                            <a:tailEnd/>
+                          </a:ln>
+                        </pic:spPr>
+                      </pic:pic>
+                    </a:graphicData>
+                  </a:graphic>
+                </wp:inline>
+              </w:drawing>
+            </w:r>
+            <w:r>
+              <w:t xml:space="preserve"> </w:t>
+            </w:r>
+            <w:r>
+              <w:t xml:space="preserve"> </w:t>
+            </w:r>
+            <w:r>
+              <w:t xml:space="preserve">Tip</w:t>
+            </w:r>
+          </w:p>
+        </w:tc>
+      </w:tr>
+      <w:tr>
+        <w:trPr>
+          <w:cantSplit/>
+        </w:trPr>
+        <w:tc>
+          <w:tcPr>
+            <w:tcMar>
+              <w:top w:w="108" w:type="dxa"/>
+              <w:bottom w:w="108" w:type="dxa"/>
+            </w:tcMar>
+          </w:tcPr>
+          <w:p>
+            <w:pPr>
+              <w:pStyle w:val="BodyText"/>
+            </w:pPr>
+            <w:pPr>
+              <w:spacing w:before="16" w:after="16"/>
+            </w:pPr>
+            <w:r>
+              <w:rPr>
+                <w:b/>
+                <w:bCs/>
+              </w:rPr>
+              <w:t xml:space="preserve">🚀 This part is optional bonus material.</w:t>
+            </w:r>
+            <w:r>
+              <w:t xml:space="preserve"> </w:t>
+            </w:r>
+            <w:r>
+              <w:t xml:space="preserve">Everything through Part 8 covers the required skills for this module.</w:t>
+            </w:r>
+          </w:p>
+          <w:p/>
+        </w:tc>
+      </w:tr>
+    </w:tbl>
+    <w:p>
+      <w:pPr>
+        <w:pStyle w:val="BodyText"/>
+      </w:pPr>
+      <w:r>
+        <w:rPr>
+          <w:b/>
+          <w:bCs/>
+        </w:rPr>
+        <w:t xml:space="preserve">▶ Run this:</w:t>
+      </w:r>
+    </w:p>
+    <w:p>
+      <w:pPr>
+        <w:pStyle w:val="SourceCode"/>
+      </w:pPr>
+      <w:r>
+        <w:rPr>
+          <w:rStyle w:val="FunctionTok"/>
+        </w:rPr>
+        <w:t xml:space="preserve">ggplot</w:t>
+      </w:r>
+      <w:r>
+        <w:rPr>
+          <w:rStyle w:val="NormalTok"/>
+        </w:rPr>
+        <w:t xml:space="preserve">(pine_df, </w:t>
+      </w:r>
+      <w:r>
+        <w:rPr>
+          <w:rStyle w:val="FunctionTok"/>
+        </w:rPr>
+        <w:t xml:space="preserve">aes</w:t>
+      </w:r>
+      <w:r>
+        <w:rPr>
+          <w:rStyle w:val="NormalTok"/>
+        </w:rPr>
+        <w:t xml:space="preserve">(</w:t>
+      </w:r>
+      <w:r>
+        <w:rPr>
+          <w:rStyle w:val="AttributeTok"/>
+        </w:rPr>
+        <w:t xml:space="preserve">x =</w:t>
+      </w:r>
+      <w:r>
+        <w:rPr>
+          <w:rStyle w:val="NormalTok"/>
+        </w:rPr>
+        <w:t xml:space="preserve"> n_s, </w:t>
+      </w:r>
+      <w:r>
+        <w:rPr>
+          <w:rStyle w:val="AttributeTok"/>
+        </w:rPr>
+        <w:t xml:space="preserve">y =</w:t>
+      </w:r>
+      <w:r>
+        <w:rPr>
+          <w:rStyle w:val="NormalTok"/>
+        </w:rPr>
+        <w:t xml:space="preserve"> length_mm, </w:t>
+      </w:r>
+      <w:r>
+        <w:rPr>
+          <w:rStyle w:val="AttributeTok"/>
+        </w:rPr>
+        <w:t xml:space="preserve">color =</w:t>
+      </w:r>
+      <w:r>
+        <w:rPr>
+          <w:rStyle w:val="NormalTok"/>
+        </w:rPr>
+        <w:t xml:space="preserve"> n_s)) </w:t>
+      </w:r>
+      <w:r>
+        <w:rPr>
+          <w:rStyle w:val="SpecialCharTok"/>
+        </w:rPr>
+        <w:t xml:space="preserve">+</w:t>
+      </w:r>
+      <w:r>
+        <w:br/>
+      </w:r>
+      <w:r>
+        <w:rPr>
+          <w:rStyle w:val="NormalTok"/>
+        </w:rPr>
+        <w:t xml:space="preserve">  </w:t>
+      </w:r>
+      <w:r>
+        <w:rPr>
+          <w:rStyle w:val="FunctionTok"/>
+        </w:rPr>
+        <w:t xml:space="preserve">geom_point</w:t>
+      </w:r>
+      <w:r>
+        <w:rPr>
+          <w:rStyle w:val="NormalTok"/>
+        </w:rPr>
+        <w:t xml:space="preserve">(</w:t>
+      </w:r>
+      <w:r>
+        <w:rPr>
+          <w:rStyle w:val="AttributeTok"/>
+        </w:rPr>
+        <w:t xml:space="preserve">position =</w:t>
+      </w:r>
+      <w:r>
+        <w:rPr>
+          <w:rStyle w:val="NormalTok"/>
+        </w:rPr>
+        <w:t xml:space="preserve"> </w:t>
+      </w:r>
+      <w:r>
+        <w:rPr>
+          <w:rStyle w:val="FunctionTok"/>
+        </w:rPr>
+        <w:t xml:space="preserve">position_jitter</w:t>
+      </w:r>
+      <w:r>
+        <w:rPr>
+          <w:rStyle w:val="NormalTok"/>
+        </w:rPr>
+        <w:t xml:space="preserve">(</w:t>
+      </w:r>
+      <w:r>
+        <w:rPr>
+          <w:rStyle w:val="AttributeTok"/>
+        </w:rPr>
+        <w:t xml:space="preserve">width =</w:t>
+      </w:r>
+      <w:r>
+        <w:rPr>
+          <w:rStyle w:val="NormalTok"/>
+        </w:rPr>
+        <w:t xml:space="preserve"> </w:t>
+      </w:r>
+      <w:r>
+        <w:rPr>
+          <w:rStyle w:val="FloatTok"/>
+        </w:rPr>
+        <w:t xml:space="preserve">0.15</w:t>
+      </w:r>
+      <w:r>
+        <w:rPr>
+          <w:rStyle w:val="NormalTok"/>
+        </w:rPr>
+        <w:t xml:space="preserve">, </w:t>
+      </w:r>
+      <w:r>
+        <w:rPr>
+          <w:rStyle w:val="AttributeTok"/>
+        </w:rPr>
+        <w:t xml:space="preserve">seed =</w:t>
+      </w:r>
+      <w:r>
+        <w:rPr>
+          <w:rStyle w:val="NormalTok"/>
+        </w:rPr>
+        <w:t xml:space="preserve"> </w:t>
+      </w:r>
+      <w:r>
+        <w:rPr>
+          <w:rStyle w:val="DecValTok"/>
+        </w:rPr>
+        <w:t xml:space="preserve">42</w:t>
+      </w:r>
+      <w:r>
+        <w:rPr>
+          <w:rStyle w:val="NormalTok"/>
+        </w:rPr>
+        <w:t xml:space="preserve">), </w:t>
+      </w:r>
+      <w:r>
+        <w:rPr>
+          <w:rStyle w:val="AttributeTok"/>
+        </w:rPr>
+        <w:t xml:space="preserve">size =</w:t>
+      </w:r>
+      <w:r>
+        <w:rPr>
+          <w:rStyle w:val="NormalTok"/>
+        </w:rPr>
+        <w:t xml:space="preserve"> </w:t>
+      </w:r>
+      <w:r>
+        <w:rPr>
+          <w:rStyle w:val="FloatTok"/>
+        </w:rPr>
+        <w:t xml:space="preserve">2.5</w:t>
+      </w:r>
+      <w:r>
+        <w:rPr>
+          <w:rStyle w:val="NormalTok"/>
+        </w:rPr>
+        <w:t xml:space="preserve">) </w:t>
+      </w:r>
+      <w:r>
+        <w:rPr>
+          <w:rStyle w:val="SpecialCharTok"/>
+        </w:rPr>
+        <w:t xml:space="preserve">+</w:t>
+      </w:r>
+      <w:r>
+        <w:br/>
+      </w:r>
+      <w:r>
+        <w:rPr>
+          <w:rStyle w:val="NormalTok"/>
+        </w:rPr>
+        <w:t xml:space="preserve">  </w:t>
+      </w:r>
+      <w:r>
+        <w:rPr>
+          <w:rStyle w:val="FunctionTok"/>
+        </w:rPr>
+        <w:t xml:space="preserve">stat_summary</w:t>
+      </w:r>
+      <w:r>
+        <w:rPr>
+          <w:rStyle w:val="NormalTok"/>
+        </w:rPr>
+        <w:t xml:space="preserve">(</w:t>
+      </w:r>
+      <w:r>
+        <w:rPr>
+          <w:rStyle w:val="AttributeTok"/>
+        </w:rPr>
+        <w:t xml:space="preserve">fun =</w:t>
+      </w:r>
+      <w:r>
+        <w:rPr>
+          <w:rStyle w:val="NormalTok"/>
+        </w:rPr>
+        <w:t xml:space="preserve"> mean, </w:t>
+      </w:r>
+      <w:r>
+        <w:rPr>
+          <w:rStyle w:val="AttributeTok"/>
+        </w:rPr>
+        <w:t xml:space="preserve">geom =</w:t>
+      </w:r>
+      <w:r>
+        <w:rPr>
+          <w:rStyle w:val="NormalTok"/>
+        </w:rPr>
+        <w:t xml:space="preserve"> </w:t>
+      </w:r>
+      <w:r>
+        <w:rPr>
+          <w:rStyle w:val="StringTok"/>
+        </w:rPr>
+        <w:t xml:space="preserve">"point"</w:t>
+      </w:r>
+      <w:r>
+        <w:rPr>
+          <w:rStyle w:val="NormalTok"/>
+        </w:rPr>
+        <w:t xml:space="preserve">, </w:t>
+      </w:r>
+      <w:r>
+        <w:rPr>
+          <w:rStyle w:val="AttributeTok"/>
+        </w:rPr>
+        <w:t xml:space="preserve">size =</w:t>
+      </w:r>
+      <w:r>
+        <w:rPr>
+          <w:rStyle w:val="NormalTok"/>
+        </w:rPr>
+        <w:t xml:space="preserve"> </w:t>
+      </w:r>
+      <w:r>
+        <w:rPr>
+          <w:rStyle w:val="DecValTok"/>
+        </w:rPr>
+        <w:t xml:space="preserve">4</w:t>
+      </w:r>
+      <w:r>
+        <w:rPr>
+          <w:rStyle w:val="NormalTok"/>
+        </w:rPr>
+        <w:t xml:space="preserve">, </w:t>
+      </w:r>
+      <w:r>
+        <w:rPr>
+          <w:rStyle w:val="AttributeTok"/>
+        </w:rPr>
+        <w:t xml:space="preserve">color =</w:t>
+      </w:r>
+      <w:r>
+        <w:rPr>
+          <w:rStyle w:val="NormalTok"/>
+        </w:rPr>
+        <w:t xml:space="preserve"> </w:t>
+      </w:r>
+      <w:r>
+        <w:rPr>
+          <w:rStyle w:val="StringTok"/>
+        </w:rPr>
+        <w:t xml:space="preserve">"black"</w:t>
+      </w:r>
+      <w:r>
+        <w:rPr>
+          <w:rStyle w:val="NormalTok"/>
+        </w:rPr>
+        <w:t xml:space="preserve">) </w:t>
+      </w:r>
+      <w:r>
+        <w:rPr>
+          <w:rStyle w:val="SpecialCharTok"/>
+        </w:rPr>
+        <w:t xml:space="preserve">+</w:t>
+      </w:r>
+      <w:r>
+        <w:br/>
+      </w:r>
+      <w:r>
+        <w:rPr>
+          <w:rStyle w:val="NormalTok"/>
+        </w:rPr>
+        <w:t xml:space="preserve">  </w:t>
+      </w:r>
+      <w:r>
+        <w:rPr>
+          <w:rStyle w:val="FunctionTok"/>
+        </w:rPr>
+        <w:t xml:space="preserve">scale_color_manual</w:t>
+      </w:r>
+      <w:r>
+        <w:rPr>
+          <w:rStyle w:val="NormalTok"/>
+        </w:rPr>
+        <w:t xml:space="preserve">(</w:t>
+      </w:r>
+      <w:r>
+        <w:br/>
+      </w:r>
+      <w:r>
+        <w:rPr>
+          <w:rStyle w:val="NormalTok"/>
+        </w:rPr>
+        <w:t xml:space="preserve">    </w:t>
+      </w:r>
+      <w:r>
+        <w:rPr>
+          <w:rStyle w:val="AttributeTok"/>
+        </w:rPr>
+        <w:t xml:space="preserve">name   =</w:t>
+      </w:r>
+      <w:r>
+        <w:rPr>
+          <w:rStyle w:val="NormalTok"/>
+        </w:rPr>
+        <w:t xml:space="preserve"> </w:t>
+      </w:r>
+      <w:r>
+        <w:rPr>
+          <w:rStyle w:val="StringTok"/>
+        </w:rPr>
+        <w:t xml:space="preserve">"Side of tree"</w:t>
+      </w:r>
+      <w:r>
+        <w:rPr>
+          <w:rStyle w:val="NormalTok"/>
+        </w:rPr>
+        <w:t xml:space="preserve">,</w:t>
+      </w:r>
+      <w:r>
+        <w:br/>
+      </w:r>
+      <w:r>
+        <w:rPr>
+          <w:rStyle w:val="NormalTok"/>
+        </w:rPr>
+        <w:t xml:space="preserve">    </w:t>
+      </w:r>
+      <w:r>
+        <w:rPr>
+          <w:rStyle w:val="AttributeTok"/>
+        </w:rPr>
+        <w:t xml:space="preserve">labels =</w:t>
+      </w:r>
+      <w:r>
+        <w:rPr>
+          <w:rStyle w:val="NormalTok"/>
+        </w:rPr>
+        <w:t xml:space="preserve"> </w:t>
+      </w:r>
+      <w:r>
+        <w:rPr>
+          <w:rStyle w:val="FunctionTok"/>
+        </w:rPr>
+        <w:t xml:space="preserve">c</w:t>
+      </w:r>
+      <w:r>
+        <w:rPr>
+          <w:rStyle w:val="NormalTok"/>
+        </w:rPr>
+        <w:t xml:space="preserve">(</w:t>
+      </w:r>
+      <w:r>
+        <w:rPr>
+          <w:rStyle w:val="AttributeTok"/>
+        </w:rPr>
+        <w:t xml:space="preserve">n =</w:t>
+      </w:r>
+      <w:r>
+        <w:rPr>
+          <w:rStyle w:val="NormalTok"/>
+        </w:rPr>
+        <w:t xml:space="preserve"> </w:t>
+      </w:r>
+      <w:r>
+        <w:rPr>
+          <w:rStyle w:val="StringTok"/>
+        </w:rPr>
+        <w:t xml:space="preserve">"Lee (sheltered)"</w:t>
+      </w:r>
+      <w:r>
+        <w:rPr>
+          <w:rStyle w:val="NormalTok"/>
+        </w:rPr>
+        <w:t xml:space="preserve">, </w:t>
+      </w:r>
+      <w:r>
+        <w:rPr>
+          <w:rStyle w:val="AttributeTok"/>
+        </w:rPr>
+        <w:t xml:space="preserve">s =</w:t>
+      </w:r>
+      <w:r>
+        <w:rPr>
+          <w:rStyle w:val="NormalTok"/>
+        </w:rPr>
+        <w:t xml:space="preserve"> </w:t>
+      </w:r>
+      <w:r>
+        <w:rPr>
+          <w:rStyle w:val="StringTok"/>
+        </w:rPr>
+        <w:t xml:space="preserve">"Windward"</w:t>
+      </w:r>
+      <w:r>
+        <w:rPr>
+          <w:rStyle w:val="NormalTok"/>
+        </w:rPr>
+        <w:t xml:space="preserve">),</w:t>
+      </w:r>
+      <w:r>
+        <w:br/>
+      </w:r>
+      <w:r>
+        <w:rPr>
+          <w:rStyle w:val="NormalTok"/>
+        </w:rPr>
+        <w:t xml:space="preserve">    </w:t>
+      </w:r>
+      <w:r>
+        <w:rPr>
+          <w:rStyle w:val="AttributeTok"/>
+        </w:rPr>
+        <w:t xml:space="preserve">values =</w:t>
+      </w:r>
+      <w:r>
+        <w:rPr>
+          <w:rStyle w:val="NormalTok"/>
+        </w:rPr>
+        <w:t xml:space="preserve"> </w:t>
+      </w:r>
+      <w:r>
+        <w:rPr>
+          <w:rStyle w:val="FunctionTok"/>
+        </w:rPr>
+        <w:t xml:space="preserve">c</w:t>
+      </w:r>
+      <w:r>
+        <w:rPr>
+          <w:rStyle w:val="NormalTok"/>
+        </w:rPr>
+        <w:t xml:space="preserve">(</w:t>
+      </w:r>
+      <w:r>
+        <w:rPr>
+          <w:rStyle w:val="AttributeTok"/>
+        </w:rPr>
+        <w:t xml:space="preserve">n =</w:t>
+      </w:r>
+      <w:r>
+        <w:rPr>
+          <w:rStyle w:val="NormalTok"/>
+        </w:rPr>
+        <w:t xml:space="preserve"> </w:t>
+      </w:r>
+      <w:r>
+        <w:rPr>
+          <w:rStyle w:val="StringTok"/>
+        </w:rPr>
+        <w:t xml:space="preserve">"#2c7fb8"</w:t>
+      </w:r>
+      <w:r>
+        <w:rPr>
+          <w:rStyle w:val="NormalTok"/>
+        </w:rPr>
+        <w:t xml:space="preserve">, </w:t>
+      </w:r>
+      <w:r>
+        <w:rPr>
+          <w:rStyle w:val="AttributeTok"/>
+        </w:rPr>
+        <w:t xml:space="preserve">s =</w:t>
+      </w:r>
+      <w:r>
+        <w:rPr>
+          <w:rStyle w:val="NormalTok"/>
+        </w:rPr>
+        <w:t xml:space="preserve"> </w:t>
+      </w:r>
+      <w:r>
+        <w:rPr>
+          <w:rStyle w:val="StringTok"/>
+        </w:rPr>
+        <w:t xml:space="preserve">"#d95f0e"</w:t>
+      </w:r>
+      <w:r>
+        <w:rPr>
+          <w:rStyle w:val="NormalTok"/>
+        </w:rPr>
+        <w:t xml:space="preserve">)</w:t>
+      </w:r>
+      <w:r>
+        <w:br/>
+      </w:r>
+      <w:r>
+        <w:rPr>
+          <w:rStyle w:val="NormalTok"/>
+        </w:rPr>
+        <w:t xml:space="preserve">  ) </w:t>
+      </w:r>
+      <w:r>
+        <w:rPr>
+          <w:rStyle w:val="SpecialCharTok"/>
+        </w:rPr>
+        <w:t xml:space="preserve">+</w:t>
+      </w:r>
+      <w:r>
+        <w:br/>
+      </w:r>
+      <w:r>
+        <w:rPr>
+          <w:rStyle w:val="NormalTok"/>
+        </w:rPr>
+        <w:t xml:space="preserve">  </w:t>
+      </w:r>
+      <w:r>
+        <w:rPr>
+          <w:rStyle w:val="FunctionTok"/>
+        </w:rPr>
+        <w:t xml:space="preserve">labs</w:t>
+      </w:r>
+      <w:r>
+        <w:rPr>
+          <w:rStyle w:val="NormalTok"/>
+        </w:rPr>
+        <w:t xml:space="preserve">(</w:t>
+      </w:r>
+      <w:r>
+        <w:rPr>
+          <w:rStyle w:val="AttributeTok"/>
+        </w:rPr>
+        <w:t xml:space="preserve">x =</w:t>
+      </w:r>
+      <w:r>
+        <w:rPr>
+          <w:rStyle w:val="NormalTok"/>
+        </w:rPr>
+        <w:t xml:space="preserve"> </w:t>
+      </w:r>
+      <w:r>
+        <w:rPr>
+          <w:rStyle w:val="StringTok"/>
+        </w:rPr>
+        <w:t xml:space="preserve">"Side of tree"</w:t>
+      </w:r>
+      <w:r>
+        <w:rPr>
+          <w:rStyle w:val="NormalTok"/>
+        </w:rPr>
+        <w:t xml:space="preserve">, </w:t>
+      </w:r>
+      <w:r>
+        <w:rPr>
+          <w:rStyle w:val="AttributeTok"/>
+        </w:rPr>
+        <w:t xml:space="preserve">y =</w:t>
+      </w:r>
+      <w:r>
+        <w:rPr>
+          <w:rStyle w:val="NormalTok"/>
+        </w:rPr>
+        <w:t xml:space="preserve"> </w:t>
+      </w:r>
+      <w:r>
+        <w:rPr>
+          <w:rStyle w:val="StringTok"/>
+        </w:rPr>
+        <w:t xml:space="preserve">"Needle length (mm)"</w:t>
+      </w:r>
+      <w:r>
+        <w:rPr>
+          <w:rStyle w:val="NormalTok"/>
+        </w:rPr>
+        <w:t xml:space="preserve">) </w:t>
+      </w:r>
+      <w:r>
+        <w:rPr>
+          <w:rStyle w:val="SpecialCharTok"/>
+        </w:rPr>
+        <w:t xml:space="preserve">+</w:t>
+      </w:r>
+      <w:r>
+        <w:br/>
+      </w:r>
+      <w:r>
+        <w:rPr>
+          <w:rStyle w:val="NormalTok"/>
+        </w:rPr>
+        <w:t xml:space="preserve">  </w:t>
+      </w:r>
+      <w:r>
+        <w:rPr>
+          <w:rStyle w:val="FunctionTok"/>
+        </w:rPr>
+        <w:t xml:space="preserve">theme_minimal</w:t>
+      </w:r>
+      <w:r>
+        <w:rPr>
+          <w:rStyle w:val="NormalTok"/>
+        </w:rPr>
+        <w:t xml:space="preserve">()</w:t>
+      </w:r>
+    </w:p>
+    <w:p>
+      <w:pPr>
+        <w:pStyle w:val="FirstParagraph"/>
+      </w:pPr>
+      <w:r>
+        <w:t xml:space="preserve">✏️</w:t>
+      </w:r>
+      <w:r>
+        <w:t xml:space="preserve"> </w:t>
+      </w:r>
+      <w:r>
+        <w:rPr>
+          <w:b/>
+          <w:bCs/>
+        </w:rPr>
+        <w:t xml:space="preserve">Your turn:</w:t>
+      </w:r>
+      <w:r>
+        <w:t xml:space="preserve"> </w:t>
+      </w:r>
+      <w:r>
+        <w:t xml:space="preserve">Pick two different hex colors of your own choosing and substitute them into</w:t>
+      </w:r>
+      <w:r>
+        <w:t xml:space="preserve"> </w:t>
+      </w:r>
+      <w:r>
+        <w:rPr>
+          <w:rStyle w:val="VerbatimChar"/>
+        </w:rPr>
+        <w:t xml:space="preserve">values =</w:t>
+      </w:r>
+      <w:r>
+        <w:t xml:space="preserve">. Re-run and confirm the legend and points update.</w:t>
+      </w:r>
+    </w:p>
+    <w:p>
+      <w:pPr>
+        <w:pStyle w:val="SourceCode"/>
+      </w:pPr>
+      <w:r>
+        <w:rPr>
+          <w:rStyle w:val="CommentTok"/>
+        </w:rPr>
+        <w:t xml:space="preserve"># Write your code here:</w:t>
+      </w:r>
+    </w:p>
+    <w:p>
+      <w:pPr>
+        <w:pStyle w:val="FirstParagraph"/>
+      </w:pPr>
+      <w:r>
+        <w:t xml:space="preserve">✏️</w:t>
+      </w:r>
+      <w:r>
+        <w:t xml:space="preserve"> </w:t>
+      </w:r>
+      <w:r>
+        <w:rPr>
+          <w:b/>
+          <w:bCs/>
+        </w:rPr>
+        <w:t xml:space="preserve">Your turn:</w:t>
+      </w:r>
+      <w:r>
+        <w:t xml:space="preserve"> </w:t>
+      </w:r>
+      <w:r>
+        <w:rPr>
+          <w:rStyle w:val="VerbatimChar"/>
+        </w:rPr>
+        <w:t xml:space="preserve">pine_df$n_s</w:t>
+      </w:r>
+      <w:r>
+        <w:t xml:space="preserve"> </w:t>
+      </w:r>
+      <w:r>
+        <w:t xml:space="preserve">only has two levels (</w:t>
+      </w:r>
+      <w:r>
+        <w:rPr>
+          <w:rStyle w:val="VerbatimChar"/>
+        </w:rPr>
+        <w:t xml:space="preserve">n</w:t>
+      </w:r>
+      <w:r>
+        <w:t xml:space="preserve">,</w:t>
+      </w:r>
+      <w:r>
+        <w:t xml:space="preserve"> </w:t>
+      </w:r>
+      <w:r>
+        <w:rPr>
+          <w:rStyle w:val="VerbatimChar"/>
+        </w:rPr>
+        <w:t xml:space="preserve">s</w:t>
+      </w:r>
+      <w:r>
+        <w:t xml:space="preserve">). What do you think happens if</w:t>
+      </w:r>
+      <w:r>
+        <w:t xml:space="preserve"> </w:t>
+      </w:r>
+      <w:r>
+        <w:rPr>
+          <w:rStyle w:val="VerbatimChar"/>
+        </w:rPr>
+        <w:t xml:space="preserve">values =</w:t>
+      </w:r>
+      <w:r>
+        <w:t xml:space="preserve"> </w:t>
+      </w:r>
+      <w:r>
+        <w:t xml:space="preserve">is missing an entry for one of them? Try removing the</w:t>
+      </w:r>
+      <w:r>
+        <w:t xml:space="preserve"> </w:t>
+      </w:r>
+      <w:r>
+        <w:rPr>
+          <w:rStyle w:val="VerbatimChar"/>
+        </w:rPr>
+        <w:t xml:space="preserve">s = "#d95f0e"</w:t>
+      </w:r>
+      <w:r>
+        <w:t xml:space="preserve"> </w:t>
+      </w:r>
+      <w:r>
+        <w:t xml:space="preserve">entry and see what R does.</w:t>
+      </w:r>
+    </w:p>
+    <w:p>
+      <w:pPr>
+        <w:pStyle w:val="SourceCode"/>
+      </w:pPr>
+      <w:r>
+        <w:rPr>
+          <w:rStyle w:val="VerbatimChar"/>
+        </w:rPr>
+        <w:t xml:space="preserve">________________________________________________________</w:t>
+      </w:r>
+    </w:p>
+    <w:p>
+      <w:pPr>
+        <w:pStyle w:val="FirstParagraph"/>
+      </w:pPr>
+      <w:r>
+        <w:rPr>
+          <w:b/>
+          <w:bCs/>
+        </w:rPr>
+        <w:t xml:space="preserve">▶ Run this</w:t>
+      </w:r>
+      <w:r>
+        <w:t xml:space="preserve"> </w:t>
+      </w:r>
+      <w:r>
+        <w:t xml:space="preserve">— the</w:t>
+      </w:r>
+      <w:r>
+        <w:t xml:space="preserve"> </w:t>
+      </w:r>
+      <w:r>
+        <w:rPr>
+          <w:rStyle w:val="VerbatimChar"/>
+        </w:rPr>
+        <w:t xml:space="preserve">fill</w:t>
+      </w:r>
+      <w:r>
+        <w:t xml:space="preserve"> </w:t>
+      </w:r>
+      <w:r>
+        <w:t xml:space="preserve">equivalent, on a boxplot:</w:t>
+      </w:r>
+    </w:p>
+    <w:p>
+      <w:pPr>
+        <w:pStyle w:val="SourceCode"/>
+      </w:pPr>
+      <w:r>
+        <w:rPr>
+          <w:rStyle w:val="FunctionTok"/>
+        </w:rPr>
+        <w:t xml:space="preserve">ggplot</w:t>
+      </w:r>
+      <w:r>
+        <w:rPr>
+          <w:rStyle w:val="NormalTok"/>
+        </w:rPr>
+        <w:t xml:space="preserve">(pine_df, </w:t>
+      </w:r>
+      <w:r>
+        <w:rPr>
+          <w:rStyle w:val="FunctionTok"/>
+        </w:rPr>
+        <w:t xml:space="preserve">aes</w:t>
+      </w:r>
+      <w:r>
+        <w:rPr>
+          <w:rStyle w:val="NormalTok"/>
+        </w:rPr>
+        <w:t xml:space="preserve">(</w:t>
+      </w:r>
+      <w:r>
+        <w:rPr>
+          <w:rStyle w:val="AttributeTok"/>
+        </w:rPr>
+        <w:t xml:space="preserve">x =</w:t>
+      </w:r>
+      <w:r>
+        <w:rPr>
+          <w:rStyle w:val="NormalTok"/>
+        </w:rPr>
+        <w:t xml:space="preserve"> n_s, </w:t>
+      </w:r>
+      <w:r>
+        <w:rPr>
+          <w:rStyle w:val="AttributeTok"/>
+        </w:rPr>
+        <w:t xml:space="preserve">y =</w:t>
+      </w:r>
+      <w:r>
+        <w:rPr>
+          <w:rStyle w:val="NormalTok"/>
+        </w:rPr>
+        <w:t xml:space="preserve"> length_mm, </w:t>
+      </w:r>
+      <w:r>
+        <w:rPr>
+          <w:rStyle w:val="AttributeTok"/>
+        </w:rPr>
+        <w:t xml:space="preserve">fill =</w:t>
+      </w:r>
+      <w:r>
+        <w:rPr>
+          <w:rStyle w:val="NormalTok"/>
+        </w:rPr>
+        <w:t xml:space="preserve"> n_s)) </w:t>
+      </w:r>
+      <w:r>
+        <w:rPr>
+          <w:rStyle w:val="SpecialCharTok"/>
+        </w:rPr>
+        <w:t xml:space="preserve">+</w:t>
+      </w:r>
+      <w:r>
+        <w:br/>
+      </w:r>
+      <w:r>
+        <w:rPr>
+          <w:rStyle w:val="NormalTok"/>
+        </w:rPr>
+        <w:t xml:space="preserve">  </w:t>
+      </w:r>
+      <w:r>
+        <w:rPr>
+          <w:rStyle w:val="FunctionTok"/>
+        </w:rPr>
+        <w:t xml:space="preserve">geom_boxplot</w:t>
+      </w:r>
+      <w:r>
+        <w:rPr>
+          <w:rStyle w:val="NormalTok"/>
+        </w:rPr>
+        <w:t xml:space="preserve">(</w:t>
+      </w:r>
+      <w:r>
+        <w:rPr>
+          <w:rStyle w:val="AttributeTok"/>
+        </w:rPr>
+        <w:t xml:space="preserve">alpha =</w:t>
+      </w:r>
+      <w:r>
+        <w:rPr>
+          <w:rStyle w:val="NormalTok"/>
+        </w:rPr>
+        <w:t xml:space="preserve"> </w:t>
+      </w:r>
+      <w:r>
+        <w:rPr>
+          <w:rStyle w:val="FloatTok"/>
+        </w:rPr>
+        <w:t xml:space="preserve">0.7</w:t>
+      </w:r>
+      <w:r>
+        <w:rPr>
+          <w:rStyle w:val="NormalTok"/>
+        </w:rPr>
+        <w:t xml:space="preserve">, </w:t>
+      </w:r>
+      <w:r>
+        <w:rPr>
+          <w:rStyle w:val="AttributeTok"/>
+        </w:rPr>
+        <w:t xml:space="preserve">outlier.shape =</w:t>
+      </w:r>
+      <w:r>
+        <w:rPr>
+          <w:rStyle w:val="NormalTok"/>
+        </w:rPr>
+        <w:t xml:space="preserve"> </w:t>
+      </w:r>
+      <w:r>
+        <w:rPr>
+          <w:rStyle w:val="ConstantTok"/>
+        </w:rPr>
+        <w:t xml:space="preserve">NA</w:t>
+      </w:r>
+      <w:r>
+        <w:rPr>
+          <w:rStyle w:val="NormalTok"/>
+        </w:rPr>
+        <w:t xml:space="preserve">) </w:t>
+      </w:r>
+      <w:r>
+        <w:rPr>
+          <w:rStyle w:val="SpecialCharTok"/>
+        </w:rPr>
+        <w:t xml:space="preserve">+</w:t>
+      </w:r>
+      <w:r>
+        <w:br/>
+      </w:r>
+      <w:r>
+        <w:rPr>
+          <w:rStyle w:val="NormalTok"/>
+        </w:rPr>
+        <w:t xml:space="preserve">  </w:t>
+      </w:r>
+      <w:r>
+        <w:rPr>
+          <w:rStyle w:val="FunctionTok"/>
+        </w:rPr>
+        <w:t xml:space="preserve">scale_fill_manual</w:t>
+      </w:r>
+      <w:r>
+        <w:rPr>
+          <w:rStyle w:val="NormalTok"/>
+        </w:rPr>
+        <w:t xml:space="preserve">(</w:t>
+      </w:r>
+      <w:r>
+        <w:br/>
+      </w:r>
+      <w:r>
+        <w:rPr>
+          <w:rStyle w:val="NormalTok"/>
+        </w:rPr>
+        <w:t xml:space="preserve">    </w:t>
+      </w:r>
+      <w:r>
+        <w:rPr>
+          <w:rStyle w:val="AttributeTok"/>
+        </w:rPr>
+        <w:t xml:space="preserve">name   =</w:t>
+      </w:r>
+      <w:r>
+        <w:rPr>
+          <w:rStyle w:val="NormalTok"/>
+        </w:rPr>
+        <w:t xml:space="preserve"> </w:t>
+      </w:r>
+      <w:r>
+        <w:rPr>
+          <w:rStyle w:val="StringTok"/>
+        </w:rPr>
+        <w:t xml:space="preserve">"Side of tree"</w:t>
+      </w:r>
+      <w:r>
+        <w:rPr>
+          <w:rStyle w:val="NormalTok"/>
+        </w:rPr>
+        <w:t xml:space="preserve">,</w:t>
+      </w:r>
+      <w:r>
+        <w:br/>
+      </w:r>
+      <w:r>
+        <w:rPr>
+          <w:rStyle w:val="NormalTok"/>
+        </w:rPr>
+        <w:t xml:space="preserve">    </w:t>
+      </w:r>
+      <w:r>
+        <w:rPr>
+          <w:rStyle w:val="AttributeTok"/>
+        </w:rPr>
+        <w:t xml:space="preserve">labels =</w:t>
+      </w:r>
+      <w:r>
+        <w:rPr>
+          <w:rStyle w:val="NormalTok"/>
+        </w:rPr>
+        <w:t xml:space="preserve"> </w:t>
+      </w:r>
+      <w:r>
+        <w:rPr>
+          <w:rStyle w:val="FunctionTok"/>
+        </w:rPr>
+        <w:t xml:space="preserve">c</w:t>
+      </w:r>
+      <w:r>
+        <w:rPr>
+          <w:rStyle w:val="NormalTok"/>
+        </w:rPr>
+        <w:t xml:space="preserve">(</w:t>
+      </w:r>
+      <w:r>
+        <w:rPr>
+          <w:rStyle w:val="AttributeTok"/>
+        </w:rPr>
+        <w:t xml:space="preserve">n =</w:t>
+      </w:r>
+      <w:r>
+        <w:rPr>
+          <w:rStyle w:val="NormalTok"/>
+        </w:rPr>
+        <w:t xml:space="preserve"> </w:t>
+      </w:r>
+      <w:r>
+        <w:rPr>
+          <w:rStyle w:val="StringTok"/>
+        </w:rPr>
+        <w:t xml:space="preserve">"Lee (sheltered)"</w:t>
+      </w:r>
+      <w:r>
+        <w:rPr>
+          <w:rStyle w:val="NormalTok"/>
+        </w:rPr>
+        <w:t xml:space="preserve">, </w:t>
+      </w:r>
+      <w:r>
+        <w:rPr>
+          <w:rStyle w:val="AttributeTok"/>
+        </w:rPr>
+        <w:t xml:space="preserve">s =</w:t>
+      </w:r>
+      <w:r>
+        <w:rPr>
+          <w:rStyle w:val="NormalTok"/>
+        </w:rPr>
+        <w:t xml:space="preserve"> </w:t>
+      </w:r>
+      <w:r>
+        <w:rPr>
+          <w:rStyle w:val="StringTok"/>
+        </w:rPr>
+        <w:t xml:space="preserve">"Windward"</w:t>
+      </w:r>
+      <w:r>
+        <w:rPr>
+          <w:rStyle w:val="NormalTok"/>
+        </w:rPr>
+        <w:t xml:space="preserve">),</w:t>
+      </w:r>
+      <w:r>
+        <w:br/>
+      </w:r>
+      <w:r>
+        <w:rPr>
+          <w:rStyle w:val="NormalTok"/>
+        </w:rPr>
+        <w:t xml:space="preserve">    </w:t>
+      </w:r>
+      <w:r>
+        <w:rPr>
+          <w:rStyle w:val="AttributeTok"/>
+        </w:rPr>
+        <w:t xml:space="preserve">values =</w:t>
+      </w:r>
+      <w:r>
+        <w:rPr>
+          <w:rStyle w:val="NormalTok"/>
+        </w:rPr>
+        <w:t xml:space="preserve"> </w:t>
+      </w:r>
+      <w:r>
+        <w:rPr>
+          <w:rStyle w:val="FunctionTok"/>
+        </w:rPr>
+        <w:t xml:space="preserve">c</w:t>
+      </w:r>
+      <w:r>
+        <w:rPr>
+          <w:rStyle w:val="NormalTok"/>
+        </w:rPr>
+        <w:t xml:space="preserve">(</w:t>
+      </w:r>
+      <w:r>
+        <w:rPr>
+          <w:rStyle w:val="AttributeTok"/>
+        </w:rPr>
+        <w:t xml:space="preserve">n =</w:t>
+      </w:r>
+      <w:r>
+        <w:rPr>
+          <w:rStyle w:val="NormalTok"/>
+        </w:rPr>
+        <w:t xml:space="preserve"> </w:t>
+      </w:r>
+      <w:r>
+        <w:rPr>
+          <w:rStyle w:val="StringTok"/>
+        </w:rPr>
+        <w:t xml:space="preserve">"#2c7fb8"</w:t>
+      </w:r>
+      <w:r>
+        <w:rPr>
+          <w:rStyle w:val="NormalTok"/>
+        </w:rPr>
+        <w:t xml:space="preserve">, </w:t>
+      </w:r>
+      <w:r>
+        <w:rPr>
+          <w:rStyle w:val="AttributeTok"/>
+        </w:rPr>
+        <w:t xml:space="preserve">s =</w:t>
+      </w:r>
+      <w:r>
+        <w:rPr>
+          <w:rStyle w:val="NormalTok"/>
+        </w:rPr>
+        <w:t xml:space="preserve"> </w:t>
+      </w:r>
+      <w:r>
+        <w:rPr>
+          <w:rStyle w:val="StringTok"/>
+        </w:rPr>
+        <w:t xml:space="preserve">"#d95f0e"</w:t>
+      </w:r>
+      <w:r>
+        <w:rPr>
+          <w:rStyle w:val="NormalTok"/>
+        </w:rPr>
+        <w:t xml:space="preserve">)</w:t>
+      </w:r>
+      <w:r>
+        <w:br/>
+      </w:r>
+      <w:r>
+        <w:rPr>
+          <w:rStyle w:val="NormalTok"/>
+        </w:rPr>
+        <w:t xml:space="preserve">  ) </w:t>
+      </w:r>
+      <w:r>
+        <w:rPr>
+          <w:rStyle w:val="SpecialCharTok"/>
+        </w:rPr>
+        <w:t xml:space="preserve">+</w:t>
+      </w:r>
+      <w:r>
+        <w:br/>
+      </w:r>
+      <w:r>
+        <w:rPr>
+          <w:rStyle w:val="NormalTok"/>
+        </w:rPr>
+        <w:t xml:space="preserve">  </w:t>
+      </w:r>
+      <w:r>
+        <w:rPr>
+          <w:rStyle w:val="FunctionTok"/>
+        </w:rPr>
+        <w:t xml:space="preserve">labs</w:t>
+      </w:r>
+      <w:r>
+        <w:rPr>
+          <w:rStyle w:val="NormalTok"/>
+        </w:rPr>
+        <w:t xml:space="preserve">(</w:t>
+      </w:r>
+      <w:r>
+        <w:rPr>
+          <w:rStyle w:val="AttributeTok"/>
+        </w:rPr>
+        <w:t xml:space="preserve">x =</w:t>
+      </w:r>
+      <w:r>
+        <w:rPr>
+          <w:rStyle w:val="NormalTok"/>
+        </w:rPr>
+        <w:t xml:space="preserve"> </w:t>
+      </w:r>
+      <w:r>
+        <w:rPr>
+          <w:rStyle w:val="StringTok"/>
+        </w:rPr>
+        <w:t xml:space="preserve">"Side of tree"</w:t>
+      </w:r>
+      <w:r>
+        <w:rPr>
+          <w:rStyle w:val="NormalTok"/>
+        </w:rPr>
+        <w:t xml:space="preserve">, </w:t>
+      </w:r>
+      <w:r>
+        <w:rPr>
+          <w:rStyle w:val="AttributeTok"/>
+        </w:rPr>
+        <w:t xml:space="preserve">y =</w:t>
+      </w:r>
+      <w:r>
+        <w:rPr>
+          <w:rStyle w:val="NormalTok"/>
+        </w:rPr>
+        <w:t xml:space="preserve"> </w:t>
+      </w:r>
+      <w:r>
+        <w:rPr>
+          <w:rStyle w:val="StringTok"/>
+        </w:rPr>
+        <w:t xml:space="preserve">"Needle length (mm)"</w:t>
+      </w:r>
+      <w:r>
+        <w:rPr>
+          <w:rStyle w:val="NormalTok"/>
+        </w:rPr>
+        <w:t xml:space="preserve">) </w:t>
+      </w:r>
+      <w:r>
+        <w:rPr>
+          <w:rStyle w:val="SpecialCharTok"/>
+        </w:rPr>
+        <w:t xml:space="preserve">+</w:t>
+      </w:r>
+      <w:r>
+        <w:br/>
+      </w:r>
+      <w:r>
+        <w:rPr>
+          <w:rStyle w:val="NormalTok"/>
+        </w:rPr>
+        <w:t xml:space="preserve">  </w:t>
+      </w:r>
+      <w:r>
+        <w:rPr>
+          <w:rStyle w:val="FunctionTok"/>
+        </w:rPr>
+        <w:t xml:space="preserve">theme_minimal</w:t>
+      </w:r>
+      <w:r>
+        <w:rPr>
+          <w:rStyle w:val="NormalTok"/>
+        </w:rPr>
+        <w:t xml:space="preserve">()</w:t>
+      </w:r>
+    </w:p>
+    <w:p>
+      <w:pPr>
+        <w:pStyle w:val="FirstParagraph"/>
+      </w:pPr>
+      <w:r>
+        <w:t xml:space="preserve">✏️</w:t>
+      </w:r>
+      <w:r>
+        <w:t xml:space="preserve"> </w:t>
+      </w:r>
+      <w:r>
+        <w:rPr>
+          <w:b/>
+          <w:bCs/>
+        </w:rPr>
+        <w:t xml:space="preserve">Your turn:</w:t>
+      </w:r>
+      <w:r>
+        <w:t xml:space="preserve"> </w:t>
+      </w:r>
+      <w:r>
+        <w:t xml:space="preserve">In one sentence, when do you reach for</w:t>
+      </w:r>
+      <w:r>
+        <w:t xml:space="preserve"> </w:t>
+      </w:r>
+      <w:r>
+        <w:rPr>
+          <w:rStyle w:val="VerbatimChar"/>
+        </w:rPr>
+        <w:t xml:space="preserve">scale_color_manual()</w:t>
+      </w:r>
+      <w:r>
+        <w:t xml:space="preserve"> </w:t>
+      </w:r>
+      <w:r>
+        <w:t xml:space="preserve">versus</w:t>
+      </w:r>
+      <w:r>
+        <w:t xml:space="preserve"> </w:t>
+      </w:r>
+      <w:r>
+        <w:rPr>
+          <w:rStyle w:val="VerbatimChar"/>
+        </w:rPr>
+        <w:t xml:space="preserve">scale_fill_manual()</w:t>
+      </w:r>
+      <w:r>
+        <w:t xml:space="preserve">?</w:t>
+      </w:r>
+      <w:r>
+        <w:t xml:space="preserve"> </w:t>
+      </w:r>
+      <w:r>
+        <w:rPr>
+          <w:rStyle w:val="VerbatimChar"/>
+        </w:rPr>
+        <w:t xml:space="preserve">________________________</w:t>
+      </w:r>
+    </w:p>
+    <w:p>
+      <w:r>
+        <w:pict>
+          <v:rect style="width:0;height:1.5pt" o:hralign="center" o:hrstd="t" o:hr="t"/>
+        </w:pict>
+      </w:r>
+    </w:p>
+    <w:bookmarkEnd w:id="28"/>
+    <w:bookmarkStart w:id="32" w:name="part-9-review-and-checkpoint"/>
     <w:p>
       <w:pPr>
         <w:pStyle w:val="Heading1"/>
@@ -2985,7 +5735,7 @@
         </w:numPr>
       </w:pPr>
       <w:r>
-        <w:t xml:space="preserve">Map a third variable using</w:t>
+        <w:t xml:space="preserve">Write real titles, axis labels, and legend titles with</w:t>
       </w:r>
       <w:r>
         <w:t xml:space="preserve"> </w:t>
@@ -2994,37 +5744,7 @@
         <w:rPr>
           <w:rStyle w:val="VerbatimChar"/>
         </w:rPr>
-        <w:t xml:space="preserve">color =</w:t>
-      </w:r>
-      <w:r>
-        <w:t xml:space="preserve"> </w:t>
-      </w:r>
-      <w:r>
-        <w:t xml:space="preserve">or</w:t>
-      </w:r>
-      <w:r>
-        <w:t xml:space="preserve"> </w:t>
-      </w:r>
-      <w:r>
-        <w:rPr>
-          <w:rStyle w:val="VerbatimChar"/>
-        </w:rPr>
-        <w:t xml:space="preserve">fill =</w:t>
-      </w:r>
-      <w:r>
-        <w:t xml:space="preserve"> </w:t>
-      </w:r>
-      <w:r>
-        <w:t xml:space="preserve">inside</w:t>
-      </w:r>
-      <w:r>
-        <w:t xml:space="preserve"> </w:t>
-      </w:r>
-      <w:r>
-        <w:rPr>
-          <w:rStyle w:val="VerbatimChar"/>
-        </w:rPr>
-        <w:t xml:space="preserve">aes()</w:t>
+        <w:t xml:space="preserve">labs()</w:t>
       </w:r>
     </w:p>
     <w:p>
@@ -3036,7 +5756,7 @@
         </w:numPr>
       </w:pPr>
       <w:r>
-        <w:t xml:space="preserve">Plot mean ± SE directly with</w:t>
+        <w:t xml:space="preserve">Map a third variable using</w:t>
       </w:r>
       <w:r>
         <w:t xml:space="preserve"> </w:t>
@@ -3045,7 +5765,37 @@
         <w:rPr>
           <w:rStyle w:val="VerbatimChar"/>
         </w:rPr>
-        <w:t xml:space="preserve">stat_summary()</w:t>
+        <w:t xml:space="preserve">color =</w:t>
+      </w:r>
+      <w:r>
+        <w:t xml:space="preserve"> </w:t>
+      </w:r>
+      <w:r>
+        <w:t xml:space="preserve">or</w:t>
+      </w:r>
+      <w:r>
+        <w:t xml:space="preserve"> </w:t>
+      </w:r>
+      <w:r>
+        <w:rPr>
+          <w:rStyle w:val="VerbatimChar"/>
+        </w:rPr>
+        <w:t xml:space="preserve">fill =</w:t>
+      </w:r>
+      <w:r>
+        <w:t xml:space="preserve"> </w:t>
+      </w:r>
+      <w:r>
+        <w:t xml:space="preserve">inside</w:t>
+      </w:r>
+      <w:r>
+        <w:t xml:space="preserve"> </w:t>
+      </w:r>
+      <w:r>
+        <w:rPr>
+          <w:rStyle w:val="VerbatimChar"/>
+        </w:rPr>
+        <w:t xml:space="preserve">aes()</w:t>
       </w:r>
     </w:p>
     <w:p>
@@ -3057,7 +5807,7 @@
         </w:numPr>
       </w:pPr>
       <w:r>
-        <w:t xml:space="preserve">Facet a plot with</w:t>
+        <w:t xml:space="preserve">Build a histogram and a density curve, and pick a sensible</w:t>
       </w:r>
       <w:r>
         <w:t xml:space="preserve"> </w:t>
@@ -3066,13 +5816,7 @@
         <w:rPr>
           <w:rStyle w:val="VerbatimChar"/>
         </w:rPr>
-        <w:t xml:space="preserve">facet_wrap()</w:t>
-      </w:r>
-      <w:r>
-        <w:t xml:space="preserve"> </w:t>
-      </w:r>
-      <w:r>
-        <w:t xml:space="preserve">to compare every group at once</w:t>
+        <w:t xml:space="preserve">binwidth</w:t>
       </w:r>
     </w:p>
     <w:p>
@@ -3084,7 +5828,7 @@
         </w:numPr>
       </w:pPr>
       <w:r>
-        <w:t xml:space="preserve">Compare at least two</w:t>
+        <w:t xml:space="preserve">Plot mean ± SE directly with</w:t>
       </w:r>
       <w:r>
         <w:t xml:space="preserve"> </w:t>
@@ -3093,13 +5837,7 @@
         <w:rPr>
           <w:rStyle w:val="VerbatimChar"/>
         </w:rPr>
-        <w:t xml:space="preserve">ggplot</w:t>
-      </w:r>
-      <w:r>
-        <w:t xml:space="preserve"> </w:t>
-      </w:r>
-      <w:r>
-        <w:t xml:space="preserve">themes</w:t>
+        <w:t xml:space="preserve">stat_summary()</w:t>
       </w:r>
     </w:p>
     <w:p>
@@ -3111,6 +5849,60 @@
         </w:numPr>
       </w:pPr>
       <w:r>
+        <w:t xml:space="preserve">Facet a plot with</w:t>
+      </w:r>
+      <w:r>
+        <w:t xml:space="preserve"> </w:t>
+      </w:r>
+      <w:r>
+        <w:rPr>
+          <w:rStyle w:val="VerbatimChar"/>
+        </w:rPr>
+        <w:t xml:space="preserve">facet_wrap()</w:t>
+      </w:r>
+      <w:r>
+        <w:t xml:space="preserve"> </w:t>
+      </w:r>
+      <w:r>
+        <w:t xml:space="preserve">to compare every group at once</w:t>
+      </w:r>
+    </w:p>
+    <w:p>
+      <w:pPr>
+        <w:pStyle w:val="Compact"/>
+        <w:numPr>
+          <w:ilvl w:val="0"/>
+          <w:numId w:val="1007"/>
+        </w:numPr>
+      </w:pPr>
+      <w:r>
+        <w:t xml:space="preserve">Compare at least two</w:t>
+      </w:r>
+      <w:r>
+        <w:t xml:space="preserve"> </w:t>
+      </w:r>
+      <w:r>
+        <w:rPr>
+          <w:rStyle w:val="VerbatimChar"/>
+        </w:rPr>
+        <w:t xml:space="preserve">ggplot</w:t>
+      </w:r>
+      <w:r>
+        <w:t xml:space="preserve"> </w:t>
+      </w:r>
+      <w:r>
+        <w:t xml:space="preserve">themes</w:t>
+      </w:r>
+    </w:p>
+    <w:p>
+      <w:pPr>
+        <w:pStyle w:val="Compact"/>
+        <w:numPr>
+          <w:ilvl w:val="0"/>
+          <w:numId w:val="1008"/>
+        </w:numPr>
+      </w:pPr>
+      <w:r>
         <w:t xml:space="preserve">Save a figure at an explicit width, height, units, and dpi with</w:t>
       </w:r>
       <w:r>
@@ -3121,6 +5913,52 @@
           <w:rStyle w:val="VerbatimChar"/>
         </w:rPr>
         <w:t xml:space="preserve">ggsave()</w:t>
+      </w:r>
+    </w:p>
+    <w:p>
+      <w:pPr>
+        <w:pStyle w:val="Compact"/>
+        <w:numPr>
+          <w:ilvl w:val="0"/>
+          <w:numId w:val="1009"/>
+        </w:numPr>
+      </w:pPr>
+      <w:r>
+        <w:rPr>
+          <w:i/>
+          <w:iCs/>
+        </w:rPr>
+        <w:t xml:space="preserve">(Advanced)</w:t>
+      </w:r>
+      <w:r>
+        <w:t xml:space="preserve"> </w:t>
+      </w:r>
+      <w:r>
+        <w:t xml:space="preserve">Set exact colors and legend labels with</w:t>
+      </w:r>
+      <w:r>
+        <w:t xml:space="preserve"> </w:t>
+      </w:r>
+      <w:r>
+        <w:rPr>
+          <w:rStyle w:val="VerbatimChar"/>
+        </w:rPr>
+        <w:t xml:space="preserve">scale_color_manual()</w:t>
+      </w:r>
+      <w:r>
+        <w:t xml:space="preserve"> </w:t>
+      </w:r>
+      <w:r>
+        <w:t xml:space="preserve">/</w:t>
+      </w:r>
+      <w:r>
+        <w:t xml:space="preserve"> </w:t>
+      </w:r>
+      <w:r>
+        <w:rPr>
+          <w:rStyle w:val="VerbatimChar"/>
+        </w:rPr>
+        <w:t xml:space="preserve">scale_fill_manual()</w:t>
       </w:r>
     </w:p>
     <w:p>
@@ -3212,18 +6050,18 @@
                 <wp:inline>
                   <wp:extent cx="152400" cy="152400"/>
                   <wp:effectExtent b="0" l="0" r="0" t="0"/>
-                  <wp:docPr descr="" title="" id="23" name="Picture"/>
+                  <wp:docPr descr="" title="" id="30" name="Picture"/>
                   <a:graphic>
                     <a:graphicData uri="http://schemas.openxmlformats.org/drawingml/2006/picture">
                       <pic:pic>
                         <pic:nvPicPr>
-                          <pic:cNvPr descr="/Applications/Positron.app/Contents/Resources/app/quarto/share/formats/docx/note.png" id="24" name="Picture"/>
+                          <pic:cNvPr descr="/Applications/Positron.app/Contents/Resources/app/quarto/share/formats/docx/note.png" id="31" name="Picture"/>
                           <pic:cNvPicPr>
                             <a:picLocks noChangeArrowheads="1" noChangeAspect="1"/>
                           </pic:cNvPicPr>
                         </pic:nvPicPr>
                         <pic:blipFill>
-                          <a:blip r:embed="rId22"/>
+                          <a:blip r:embed="rId29"/>
                           <a:stretch>
                             <a:fillRect/>
                           </a:stretch>
@@ -3300,7 +6138,7 @@
               <w:pStyle w:val="Compact"/>
               <w:numPr>
                 <w:ilvl w:val="0"/>
-                <w:numId w:val="1007"/>
+                <w:numId w:val="1010"/>
               </w:numPr>
             </w:pPr>
             <w:r>
@@ -3348,7 +6186,7 @@
               <w:pStyle w:val="Compact"/>
               <w:numPr>
                 <w:ilvl w:val="0"/>
-                <w:numId w:val="1007"/>
+                <w:numId w:val="1010"/>
               </w:numPr>
             </w:pPr>
             <w:r>
@@ -3366,8 +6204,8 @@
         </w:pict>
       </w:r>
     </w:p>
-    <w:bookmarkEnd w:id="25"/>
-    <w:bookmarkStart w:id="26" w:name="getting-unstuck"/>
+    <w:bookmarkEnd w:id="32"/>
+    <w:bookmarkStart w:id="33" w:name="getting-unstuck"/>
     <w:p>
       <w:pPr>
         <w:pStyle w:val="Heading1"/>
@@ -3389,7 +6227,7 @@
         <w:pStyle w:val="Compact"/>
         <w:numPr>
           <w:ilvl w:val="0"/>
-          <w:numId w:val="1008"/>
+          <w:numId w:val="1011"/>
         </w:numPr>
       </w:pPr>
       <w:r>
@@ -3411,7 +6249,7 @@
         <w:pStyle w:val="Compact"/>
         <w:numPr>
           <w:ilvl w:val="0"/>
-          <w:numId w:val="1008"/>
+          <w:numId w:val="1011"/>
         </w:numPr>
       </w:pPr>
       <w:r>
@@ -3484,7 +6322,7 @@
         <w:pStyle w:val="Compact"/>
         <w:numPr>
           <w:ilvl w:val="0"/>
-          <w:numId w:val="1008"/>
+          <w:numId w:val="1011"/>
         </w:numPr>
       </w:pPr>
       <w:r>
@@ -3505,7 +6343,7 @@
         <w:pStyle w:val="Compact"/>
         <w:numPr>
           <w:ilvl w:val="0"/>
-          <w:numId w:val="1008"/>
+          <w:numId w:val="1011"/>
         </w:numPr>
       </w:pPr>
       <w:r>
@@ -3553,7 +6391,7 @@
         </w:pict>
       </w:r>
     </w:p>
-    <w:bookmarkEnd w:id="26"/>
+    <w:bookmarkEnd w:id="33"/>
     <w:sectPr>
       <w:pgSz w:h="15840" w:w="12240"/>
       <w:pgMar w:bottom="1440" w:footer="720" w:gutter="0" w:header="720" w:left="1440" w:right="1440" w:top="1440"/>
@@ -3848,6 +6686,15 @@
     <w:abstractNumId w:val="992"/>
   </w:num>
   <w:num w:numId="1007">
+    <w:abstractNumId w:val="992"/>
+  </w:num>
+  <w:num w:numId="1008">
+    <w:abstractNumId w:val="992"/>
+  </w:num>
+  <w:num w:numId="1009">
+    <w:abstractNumId w:val="992"/>
+  </w:num>
+  <w:num w:numId="1010">
     <w:abstractNumId w:val="99411"/>
     <w:lvlOverride w:ilvl="0">
       <w:startOverride w:val="1"/>
@@ -3877,7 +6724,7 @@
       <w:startOverride w:val="1"/>
     </w:lvlOverride>
   </w:num>
-  <w:num w:numId="1008">
+  <w:num w:numId="1011">
     <w:abstractNumId w:val="99411"/>
     <w:lvlOverride w:ilvl="0">
       <w:startOverride w:val="1"/>

--- a/docs/content/graphing_effectively/graphing_effectively_activity.docx
+++ b/docs/content/graphing_effectively/graphing_effectively_activity.docx
@@ -7,7 +7,7 @@
         <w:pStyle w:val="Title"/>
       </w:pPr>
       <w:r>
-        <w:t xml:space="preserve">Graphing Effectively</w:t>
+        <w:t xml:space="preserve">Activity: Graphing Effectively</w:t>
       </w:r>
     </w:p>
     <w:p>
@@ -26,13 +26,13 @@
         <w:t xml:space="preserve">Bill Perry</w:t>
       </w:r>
     </w:p>
-    <w:bookmarkStart w:id="10" w:name="worksheet-4-graphing-effectively"/>
+    <w:bookmarkStart w:id="10" w:name="worksheet-graphing-effectively"/>
     <w:p>
       <w:pPr>
         <w:pStyle w:val="Heading1"/>
       </w:pPr>
       <w:r>
-        <w:t xml:space="preserve">Worksheet 4: Graphing Effectively</w:t>
+        <w:t xml:space="preserve">Worksheet: Graphing Effectively</w:t>
       </w:r>
     </w:p>
     <w:p>
@@ -7173,7 +7173,7 @@
       <w:b/>
       <w:color w:themeColor="accent1" w:themeShade="BF" w:val="0F4761"/>
       <w:sz w:val="28"/>
-      <w:szCs w:val="40"/>
+      <w:szCs w:val="28"/>
     </w:rPr>
   </w:style>
   <w:style w:styleId="Heading2" w:type="paragraph">
@@ -7195,7 +7195,7 @@
     <w:rPr>
       <w:rFonts w:asciiTheme="majorHAnsi" w:cstheme="majorBidi" w:eastAsiaTheme="majorEastAsia" w:hAnsiTheme="majorHAnsi"/>
       <w:color w:themeColor="accent1" w:themeShade="BF" w:val="0F4761"/>
-      <w:szCs w:val="32"/>
+      <w:szCs w:val="28"/>
     </w:rPr>
   </w:style>
   <w:style w:styleId="Heading3" w:type="paragraph">
@@ -7507,8 +7507,8 @@
       <w:rFonts w:asciiTheme="majorHAnsi" w:cstheme="majorBidi" w:eastAsiaTheme="majorEastAsia" w:hAnsiTheme="majorHAnsi"/>
       <w:spacing w:val="-10"/>
       <w:kern w:val="28"/>
-      <w:sz w:val="56"/>
-      <w:szCs w:val="56"/>
+      <w:sz w:val="28"/>
+      <w:szCs w:val="28"/>
     </w:rPr>
   </w:style>
   <w:style w:customStyle="1" w:styleId="TitleChar" w:type="character">
@@ -7521,8 +7521,8 @@
       <w:rFonts w:asciiTheme="majorHAnsi" w:cstheme="majorBidi" w:eastAsiaTheme="majorEastAsia" w:hAnsiTheme="majorHAnsi"/>
       <w:spacing w:val="-10"/>
       <w:kern w:val="28"/>
-      <w:sz w:val="56"/>
-      <w:szCs w:val="56"/>
+      <w:sz w:val="28"/>
+      <w:szCs w:val="28"/>
     </w:rPr>
   </w:style>
   <w:style w:styleId="Subtitle" w:type="paragraph">

--- a/docs/content/graphing_effectively/graphing_effectively_activity.docx
+++ b/docs/content/graphing_effectively/graphing_effectively_activity.docx
@@ -1327,7 +1327,7 @@
         <w:rPr>
           <w:rStyle w:val="StringTok"/>
         </w:rPr>
-        <w:t xml:space="preserve">"Side of tree (lee = n, windward = s)"</w:t>
+        <w:t xml:space="preserve">"Side of tree (shady = n, sunny = s)"</w:t>
       </w:r>
       <w:r>
         <w:rPr>
@@ -2737,7 +2737,7 @@
         <w:t xml:space="preserve"> </w:t>
       </w:r>
       <w:r>
-        <w:t xml:space="preserve">Do the lee and windward density curves look like they overlap a lot, or are they clearly separated?</w:t>
+        <w:t xml:space="preserve">Do the shady and sunny density curves look like they overlap a lot, or are they clearly separated?</w:t>
       </w:r>
       <w:r>
         <w:t xml:space="preserve"> </w:t>
@@ -3707,7 +3707,7 @@
         <w:t xml:space="preserve"> </w:t>
       </w:r>
       <w:r>
-        <w:t xml:space="preserve">Looking at the four panels, does every field team show the same lee-vs-windward pattern, or does one team look different?</w:t>
+        <w:t xml:space="preserve">Looking at the four panels, does every field team show the same shady-vs-sunny pattern, or does one team look different?</w:t>
       </w:r>
       <w:r>
         <w:t xml:space="preserve"> </w:t>
@@ -4756,7 +4756,7 @@
         <w:rPr>
           <w:rStyle w:val="StringTok"/>
         </w:rPr>
-        <w:t xml:space="preserve">"Lee (sheltered)"</w:t>
+        <w:t xml:space="preserve">"Shady (sheltered)"</w:t>
       </w:r>
       <w:r>
         <w:rPr>
@@ -4780,7 +4780,7 @@
         <w:rPr>
           <w:rStyle w:val="StringTok"/>
         </w:rPr>
-        <w:t xml:space="preserve">"Windward"</w:t>
+        <w:t xml:space="preserve">"Sunny"</w:t>
       </w:r>
       <w:r>
         <w:rPr>
@@ -5404,7 +5404,7 @@
         <w:rPr>
           <w:rStyle w:val="StringTok"/>
         </w:rPr>
-        <w:t xml:space="preserve">"Lee (sheltered)"</w:t>
+        <w:t xml:space="preserve">"Shady (sheltered)"</w:t>
       </w:r>
       <w:r>
         <w:rPr>
@@ -5428,7 +5428,7 @@
         <w:rPr>
           <w:rStyle w:val="StringTok"/>
         </w:rPr>
-        <w:t xml:space="preserve">"Windward"</w:t>
+        <w:t xml:space="preserve">"Sunny"</w:t>
       </w:r>
       <w:r>
         <w:rPr>

--- a/docs/content/graphing_effectively/graphing_effectively_activity.docx
+++ b/docs/content/graphing_effectively/graphing_effectively_activity.docx
@@ -2085,7 +2085,7 @@
         <w:rPr>
           <w:rStyle w:val="VerbatimChar"/>
         </w:rPr>
-        <w:t xml:space="preserve">color = "steelblue"</w:t>
+        <w:t xml:space="preserve">color = "darkblue"</w:t>
       </w:r>
       <w:r>
         <w:t xml:space="preserve"> </w:t>
@@ -2253,7 +2253,7 @@
         <w:rPr>
           <w:rStyle w:val="StringTok"/>
         </w:rPr>
-        <w:t xml:space="preserve">"steelblue"</w:t>
+        <w:t xml:space="preserve">"darkblue"</w:t>
       </w:r>
       <w:r>
         <w:rPr>

--- a/docs/content/graphing_effectively/graphing_effectively_activity.docx
+++ b/docs/content/graphing_effectively/graphing_effectively_activity.docx
@@ -661,10 +661,25 @@
         <w:pStyle w:val="SourceCode"/>
       </w:pPr>
       <w:r>
+        <w:br/>
+      </w:r>
+      <w:r>
+        <w:br/>
+      </w:r>
+      <w:r>
         <w:rPr>
           <w:rStyle w:val="VerbatimChar"/>
         </w:rPr>
         <w:t xml:space="preserve">Middle line: ________________________</w:t>
+      </w:r>
+      <w:r>
+        <w:br/>
+      </w:r>
+      <w:r>
+        <w:br/>
+      </w:r>
+      <w:r>
+        <w:br/>
       </w:r>
       <w:r>
         <w:br/>
@@ -981,16 +996,46 @@
         </w:rPr>
         <w:t xml:space="preserve"># Write your code here:</w:t>
       </w:r>
+      <w:r>
+        <w:br/>
+      </w:r>
+      <w:r>
+        <w:br/>
+      </w:r>
+      <w:r>
+        <w:br/>
+      </w:r>
     </w:p>
     <w:p>
       <w:pPr>
         <w:pStyle w:val="SourceCode"/>
       </w:pPr>
       <w:r>
+        <w:br/>
+      </w:r>
+      <w:r>
+        <w:br/>
+      </w:r>
+      <w:r>
+        <w:br/>
+      </w:r>
+      <w:r>
         <w:rPr>
           <w:rStyle w:val="VerbatimChar"/>
         </w:rPr>
-        <w:t xml:space="preserve">Which is better and why: ________________________</w:t>
+        <w:t xml:space="preserve">Which is better and why: __________________________________________________________________</w:t>
+      </w:r>
+      <w:r>
+        <w:br/>
+      </w:r>
+      <w:r>
+        <w:br/>
+      </w:r>
+      <w:r>
+        <w:rPr>
+          <w:rStyle w:val="VerbatimChar"/>
+        </w:rPr>
+        <w:t xml:space="preserve">___________________________________________________________________________________________</w:t>
       </w:r>
     </w:p>
     <w:tbl>
@@ -1523,6 +1568,12 @@
         </w:rPr>
         <w:t xml:space="preserve"># Write your code here:</w:t>
       </w:r>
+      <w:r>
+        <w:br/>
+      </w:r>
+      <w:r>
+        <w:br/>
+      </w:r>
     </w:p>
     <w:p>
       <w:pPr>
@@ -1601,10 +1652,31 @@
         <w:pStyle w:val="SourceCode"/>
       </w:pPr>
       <w:r>
+        <w:br/>
+      </w:r>
+      <w:r>
+        <w:br/>
+      </w:r>
+      <w:r>
         <w:rPr>
           <w:rStyle w:val="VerbatimChar"/>
         </w:rPr>
-        <w:t xml:space="preserve">________________________________________________________</w:t>
+        <w:t xml:space="preserve">_____________________________________________________________________________________</w:t>
+      </w:r>
+      <w:r>
+        <w:br/>
+      </w:r>
+      <w:r>
+        <w:br/>
+      </w:r>
+      <w:r>
+        <w:br/>
+      </w:r>
+      <w:r>
+        <w:rPr>
+          <w:rStyle w:val="VerbatimChar"/>
+        </w:rPr>
+        <w:t xml:space="preserve">_____________________________________________________________________________________</w:t>
       </w:r>
     </w:p>
     <w:p>
@@ -2116,6 +2188,15 @@
         </w:rPr>
         <w:t xml:space="preserve"># Write your code here:</w:t>
       </w:r>
+      <w:r>
+        <w:br/>
+      </w:r>
+      <w:r>
+        <w:br/>
+      </w:r>
+      <w:r>
+        <w:br/>
+      </w:r>
     </w:p>
     <w:p>
       <w:r>
@@ -2473,6 +2554,15 @@
         </w:rPr>
         <w:t xml:space="preserve"># Write your code here:</w:t>
       </w:r>
+      <w:r>
+        <w:br/>
+      </w:r>
+      <w:r>
+        <w:br/>
+      </w:r>
+      <w:r>
+        <w:br/>
+      </w:r>
     </w:p>
     <w:p>
       <w:pPr>
@@ -2739,9 +2829,11 @@
       <w:r>
         <w:t xml:space="preserve">Do the shady and sunny density curves look like they overlap a lot, or are they clearly separated?</w:t>
       </w:r>
-      <w:r>
-        <w:t xml:space="preserve"> </w:t>
-      </w:r>
+    </w:p>
+    <w:p>
+      <w:pPr>
+        <w:pStyle w:val="BodyText"/>
+      </w:pPr>
       <w:r>
         <w:rPr>
           <w:rStyle w:val="VerbatimChar"/>
@@ -3568,10 +3660,28 @@
         <w:pStyle w:val="SourceCode"/>
       </w:pPr>
       <w:r>
+        <w:br/>
+      </w:r>
+      <w:r>
+        <w:br/>
+      </w:r>
+      <w:r>
+        <w:br/>
+      </w:r>
+      <w:r>
         <w:rPr>
           <w:rStyle w:val="VerbatimChar"/>
         </w:rPr>
         <w:t xml:space="preserve">Mean point:   ________________________</w:t>
+      </w:r>
+      <w:r>
+        <w:br/>
+      </w:r>
+      <w:r>
+        <w:br/>
+      </w:r>
+      <w:r>
+        <w:br/>
       </w:r>
       <w:r>
         <w:br/>
@@ -3709,14 +3819,16 @@
       <w:r>
         <w:t xml:space="preserve">Looking at the four panels, does every field team show the same shady-vs-sunny pattern, or does one team look different?</w:t>
       </w:r>
-      <w:r>
-        <w:t xml:space="preserve"> </w:t>
-      </w:r>
+    </w:p>
+    <w:p>
+      <w:pPr>
+        <w:pStyle w:val="BodyText"/>
+      </w:pPr>
       <w:r>
         <w:rPr>
           <w:rStyle w:val="VerbatimChar"/>
         </w:rPr>
-        <w:t xml:space="preserve">________________________</w:t>
+        <w:t xml:space="preserve">________________________________________________________________________________________</w:t>
       </w:r>
     </w:p>
     <w:p>
@@ -3872,14 +3984,16 @@
       <w:r>
         <w:t xml:space="preserve">Which theme do you like best for this kind of biological comparison? Why?</w:t>
       </w:r>
-      <w:r>
-        <w:t xml:space="preserve"> </w:t>
-      </w:r>
+    </w:p>
+    <w:p>
+      <w:pPr>
+        <w:pStyle w:val="BodyText"/>
+      </w:pPr>
       <w:r>
         <w:rPr>
           <w:rStyle w:val="VerbatimChar"/>
         </w:rPr>
-        <w:t xml:space="preserve">________________________</w:t>
+        <w:t xml:space="preserve">______________________________________________________________________________</w:t>
       </w:r>
     </w:p>
     <w:p>
@@ -4176,13 +4290,16 @@
         <w:t xml:space="preserve">?</w:t>
       </w:r>
       <w:r>
-        <w:t xml:space="preserve"> </w:t>
+        <w:br/>
+      </w:r>
+      <w:r>
+        <w:br/>
       </w:r>
       <w:r>
         <w:rPr>
           <w:rStyle w:val="VerbatimChar"/>
         </w:rPr>
-        <w:t xml:space="preserve">________________________</w:t>
+        <w:t xml:space="preserve">_____________________________________________________________________________</w:t>
       </w:r>
     </w:p>
     <w:p>
@@ -5027,6 +5144,15 @@
         </w:rPr>
         <w:t xml:space="preserve"># Write your code here:</w:t>
       </w:r>
+      <w:r>
+        <w:br/>
+      </w:r>
+      <w:r>
+        <w:br/>
+      </w:r>
+      <w:r>
+        <w:br/>
+      </w:r>
     </w:p>
     <w:p>
       <w:pPr>
@@ -5117,10 +5243,28 @@
         <w:pStyle w:val="SourceCode"/>
       </w:pPr>
       <w:r>
+        <w:br/>
+      </w:r>
+      <w:r>
         <w:rPr>
           <w:rStyle w:val="VerbatimChar"/>
         </w:rPr>
-        <w:t xml:space="preserve">________________________________________________________</w:t>
+        <w:t xml:space="preserve">________________________________________________________________________________</w:t>
+      </w:r>
+      <w:r>
+        <w:br/>
+      </w:r>
+      <w:r>
+        <w:br/>
+      </w:r>
+      <w:r>
+        <w:br/>
+      </w:r>
+      <w:r>
+        <w:rPr>
+          <w:rStyle w:val="VerbatimChar"/>
+        </w:rPr>
+        <w:t xml:space="preserve">________________________________________________________________________________</w:t>
       </w:r>
     </w:p>
     <w:p>
@@ -5680,13 +5824,19 @@
         <w:t xml:space="preserve">?</w:t>
       </w:r>
       <w:r>
-        <w:t xml:space="preserve"> </w:t>
+        <w:br/>
+      </w:r>
+      <w:r>
+        <w:br/>
+      </w:r>
+      <w:r>
+        <w:br/>
       </w:r>
       <w:r>
         <w:rPr>
           <w:rStyle w:val="VerbatimChar"/>
         </w:rPr>
-        <w:t xml:space="preserve">________________________</w:t>
+        <w:t xml:space="preserve">________________________________________________________________________________________</w:t>
       </w:r>
     </w:p>
     <w:p>
@@ -5999,14 +6149,16 @@
       <w:r>
         <w:t xml:space="preserve">— if not, the error was:</w:t>
       </w:r>
-      <w:r>
-        <w:t xml:space="preserve"> </w:t>
-      </w:r>
+    </w:p>
+    <w:p>
+      <w:pPr>
+        <w:pStyle w:val="BodyText"/>
+      </w:pPr>
       <w:r>
         <w:rPr>
           <w:rStyle w:val="VerbatimChar"/>
         </w:rPr>
-        <w:t xml:space="preserve">________________________</w:t>
+        <w:t xml:space="preserve">_________________________________________________________________________________</w:t>
       </w:r>
     </w:p>
     <w:tbl>
